--- a/templates/QUICK REPORT/SUBSTATION CONFIGURATION/5. ID 2 TX 1 FP 1 BATTERY.docx
+++ b/templates/QUICK REPORT/SUBSTATION CONFIGURATION/5. ID 2 TX 1 FP 1 BATTERY.docx
@@ -965,7 +965,7 @@
                 <w:rFonts w:ascii="Tahoma" w:hAnsi="Tahoma" w:cs="Tahoma"/>
                 <w:b/>
               </w:rPr>
-              <w:t>FEEDER PILLAR</w:t>
+              <w:t>LVDB</w:t>
             </w:r>
             <w:r>
               <w:rPr>
@@ -1021,7 +1021,7 @@
                 <w:rFonts w:ascii="Tahoma" w:hAnsi="Tahoma" w:cs="Tahoma"/>
                 <w:b/>
               </w:rPr>
-              <w:t>FEEDER PILLAR</w:t>
+              <w:t>LVDB</w:t>
             </w:r>
             <w:r>
               <w:rPr>
@@ -1194,7 +1194,7 @@
                 <w:rFonts w:ascii="Tahoma" w:hAnsi="Tahoma" w:cs="Tahoma"/>
                 <w:b/>
               </w:rPr>
-              <w:t>FEEDER PILLAR TX2</w:t>
+              <w:t>EFI</w:t>
             </w:r>
           </w:p>
         </w:tc>
@@ -1244,7 +1244,7 @@
                 <w:rFonts w:ascii="Tahoma" w:hAnsi="Tahoma" w:cs="Tahoma"/>
                 <w:b/>
               </w:rPr>
-              <w:t>FEEDER PILLAR TX2 NAMEPLATE</w:t>
+              <w:t>SF6 INDICATOR</w:t>
             </w:r>
           </w:p>
         </w:tc>
@@ -1273,13 +1273,6 @@
                 <w:b/>
               </w:rPr>
             </w:pPr>
-            <w:r>
-              <w:rPr>
-                <w:rFonts w:ascii="Tahoma" w:hAnsi="Tahoma" w:cs="Tahoma"/>
-                <w:b/>
-              </w:rPr>
-              <w:t>N/A</w:t>
-            </w:r>
           </w:p>
         </w:tc>
         <w:tc>
@@ -1325,13 +1318,6 @@
                 <w:b/>
               </w:rPr>
             </w:pPr>
-            <w:r>
-              <w:rPr>
-                <w:rFonts w:ascii="Tahoma" w:hAnsi="Tahoma" w:cs="Tahoma"/>
-                <w:b/>
-              </w:rPr>
-              <w:t>N/A</w:t>
-            </w:r>
           </w:p>
         </w:tc>
       </w:tr>
@@ -1416,8 +1402,15 @@
                 <w:rFonts w:ascii="Tahoma" w:hAnsi="Tahoma" w:cs="Tahoma"/>
                 <w:b/>
               </w:rPr>
-              <w:t>EFI</w:t>
+              <w:t>BATTERY</w:t>
             </w:r>
+            <w:r>
+              <w:rPr>
+                <w:rFonts w:ascii="Tahoma" w:hAnsi="Tahoma" w:cs="Tahoma"/>
+                <w:b/>
+              </w:rPr>
+              <w:t xml:space="preserve"> CHARGER</w:t>
+            </w:r>
           </w:p>
         </w:tc>
         <w:tc>
@@ -1463,7 +1456,21 @@
                 <w:rFonts w:ascii="Tahoma" w:hAnsi="Tahoma" w:cs="Tahoma"/>
                 <w:b/>
               </w:rPr>
-              <w:t>SF6 INDICATOR</w:t>
+              <w:t xml:space="preserve">BATTERY </w:t>
+            </w:r>
+            <w:r>
+              <w:rPr>
+                <w:rFonts w:ascii="Tahoma" w:hAnsi="Tahoma" w:cs="Tahoma"/>
+                <w:b/>
+              </w:rPr>
+              <w:t xml:space="preserve">CHARGER </w:t>
+            </w:r>
+            <w:r>
+              <w:rPr>
+                <w:rFonts w:ascii="Tahoma" w:hAnsi="Tahoma" w:cs="Tahoma"/>
+                <w:b/>
+              </w:rPr>
+              <w:t>NAMEPLATE</w:t>
             </w:r>
           </w:p>
         </w:tc>
@@ -1622,8 +1629,16 @@
                 <w:rFonts w:ascii="Tahoma" w:hAnsi="Tahoma" w:cs="Tahoma"/>
                 <w:b/>
               </w:rPr>
-              <w:t>BATTERY</w:t>
+              <w:t xml:space="preserve">FIRE EXTINGUISHER </w:t>
             </w:r>
+            <w:r>
+              <w:rPr>
+                <w:rFonts w:ascii="Tahoma" w:hAnsi="Tahoma" w:cs="Tahoma"/>
+                <w:b/>
+              </w:rPr>
+              <w:br/>
+              <w:t>(SWITCHGEAR ROOM)</w:t>
+            </w:r>
           </w:p>
         </w:tc>
         <w:tc>
@@ -1671,7 +1686,7 @@
                 <w:rFonts w:ascii="Tahoma" w:hAnsi="Tahoma" w:cs="Tahoma"/>
                 <w:b/>
               </w:rPr>
-              <w:t>BATTERY NAMEPLATE</w:t>
+              <w:t>FIRE EXTINGUISHER EXPIRY DATE</w:t>
             </w:r>
           </w:p>
         </w:tc>
@@ -1838,6 +1853,14 @@
               </w:rPr>
               <w:t>FIRE EXTINGUISHER</w:t>
             </w:r>
+            <w:r>
+              <w:rPr>
+                <w:rFonts w:ascii="Tahoma" w:hAnsi="Tahoma" w:cs="Tahoma"/>
+                <w:b/>
+              </w:rPr>
+              <w:br/>
+              <w:t>(TX2 ROOM)</w:t>
+            </w:r>
           </w:p>
         </w:tc>
         <w:tc>
@@ -1886,14 +1909,7 @@
                 <w:rFonts w:ascii="Tahoma" w:hAnsi="Tahoma" w:cs="Tahoma"/>
                 <w:b/>
               </w:rPr>
-              <w:t>FIRE EXTINGUISHER</w:t>
-            </w:r>
-            <w:r>
-              <w:rPr>
-                <w:rFonts w:ascii="Tahoma" w:hAnsi="Tahoma" w:cs="Tahoma"/>
-                <w:b/>
-              </w:rPr>
-              <w:t xml:space="preserve"> NAMEPLATE</w:t>
+              <w:t>FIRE EXTINGUISHER EXPIRY DATE</w:t>
             </w:r>
           </w:p>
         </w:tc>
@@ -2054,8 +2070,16 @@
                 <w:rFonts w:ascii="Tahoma" w:hAnsi="Tahoma" w:cs="Tahoma"/>
                 <w:b/>
               </w:rPr>
-              <w:t>SWITCHGEAR PANEL NAME</w:t>
+              <w:t>FIRE EXTINGUISHER</w:t>
             </w:r>
+            <w:r>
+              <w:rPr>
+                <w:rFonts w:ascii="Tahoma" w:hAnsi="Tahoma" w:cs="Tahoma"/>
+                <w:b/>
+              </w:rPr>
+              <w:br/>
+              <w:t>(TX2 ROOM)</w:t>
+            </w:r>
           </w:p>
         </w:tc>
         <w:tc>
@@ -2083,10 +2107,8 @@
           <w:tcPr>
             <w:tcW w:w="4819" w:type="dxa"/>
             <w:tcBorders>
-              <w:top w:val="single" w:sz="4" w:space="0" w:color="auto"/>
-              <w:left w:val="single" w:sz="4" w:space="0" w:color="auto"/>
-              <w:bottom w:val="single" w:sz="4" w:space="0" w:color="auto"/>
-              <w:right w:val="single" w:sz="4" w:space="0" w:color="auto"/>
+              <w:left w:val="single" w:sz="4" w:space="0" w:color="auto"/>
+              <w:bottom w:val="single" w:sz="4" w:space="0" w:color="auto"/>
             </w:tcBorders>
           </w:tcPr>
           <w:p>
@@ -2103,7 +2125,7 @@
                 <w:rFonts w:ascii="Tahoma" w:hAnsi="Tahoma" w:cs="Tahoma"/>
                 <w:b/>
               </w:rPr>
-              <w:t>LAST PREVENTIVE MAINTENANCE</w:t>
+              <w:t>FIRE EXTINGUISHER EXPIRY DATE</w:t>
             </w:r>
           </w:p>
         </w:tc>
@@ -2158,10 +2180,8 @@
           <w:tcPr>
             <w:tcW w:w="4819" w:type="dxa"/>
             <w:tcBorders>
-              <w:top w:val="single" w:sz="4" w:space="0" w:color="auto"/>
-              <w:left w:val="single" w:sz="4" w:space="0" w:color="auto"/>
-              <w:bottom w:val="single" w:sz="4" w:space="0" w:color="auto"/>
-              <w:right w:val="single" w:sz="4" w:space="0" w:color="auto"/>
+              <w:left w:val="single" w:sz="4" w:space="0" w:color="auto"/>
+              <w:bottom w:val="single" w:sz="4" w:space="0" w:color="auto"/>
             </w:tcBorders>
             <w:vAlign w:val="center"/>
           </w:tcPr>
@@ -2183,7 +2203,7 @@
             <w:tcW w:w="4819" w:type="dxa"/>
             <w:tcBorders>
               <w:left w:val="nil"/>
-              <w:bottom w:val="nil"/>
+              <w:bottom w:val="single" w:sz="4" w:space="0" w:color="auto"/>
               <w:right w:val="nil"/>
             </w:tcBorders>
           </w:tcPr>
@@ -2223,9 +2243,8 @@
           <w:tcPr>
             <w:tcW w:w="4819" w:type="dxa"/>
             <w:tcBorders>
-              <w:top w:val="single" w:sz="4" w:space="0" w:color="auto"/>
               <w:left w:val="nil"/>
-              <w:bottom w:val="nil"/>
+              <w:bottom w:val="single" w:sz="4" w:space="0" w:color="auto"/>
               <w:right w:val="nil"/>
             </w:tcBorders>
           </w:tcPr>
@@ -2246,63 +2265,77 @@
           <w:tcPr>
             <w:tcW w:w="4819" w:type="dxa"/>
             <w:tcBorders>
+              <w:top w:val="single" w:sz="4" w:space="0" w:color="auto"/>
+              <w:left w:val="single" w:sz="4" w:space="0" w:color="auto"/>
+              <w:bottom w:val="single" w:sz="4" w:space="0" w:color="auto"/>
+              <w:right w:val="single" w:sz="4" w:space="0" w:color="auto"/>
+            </w:tcBorders>
+          </w:tcPr>
+          <w:p>
+            <w:pPr>
+              <w:spacing w:after="0" w:line="240" w:lineRule="auto"/>
+              <w:jc w:val="center"/>
+              <w:rPr>
+                <w:rFonts w:ascii="Tahoma" w:hAnsi="Tahoma" w:cs="Tahoma"/>
+                <w:b/>
+              </w:rPr>
+            </w:pPr>
+            <w:r>
+              <w:rPr>
+                <w:rFonts w:ascii="Tahoma" w:hAnsi="Tahoma" w:cs="Tahoma"/>
+                <w:b/>
+              </w:rPr>
+              <w:t>TRANSFORMER 1 OIL LEVEL INDICATOR</w:t>
+            </w:r>
+          </w:p>
+        </w:tc>
+        <w:tc>
+          <w:tcPr>
+            <w:tcW w:w="426" w:type="dxa"/>
+            <w:tcBorders>
               <w:top w:val="nil"/>
-              <w:left w:val="nil"/>
-              <w:bottom w:val="nil"/>
-              <w:right w:val="nil"/>
-            </w:tcBorders>
-          </w:tcPr>
-          <w:p>
-            <w:pPr>
-              <w:spacing w:after="0" w:line="240" w:lineRule="auto"/>
-              <w:jc w:val="center"/>
-              <w:rPr>
-                <w:rFonts w:ascii="Tahoma" w:hAnsi="Tahoma" w:cs="Tahoma"/>
-                <w:b/>
-              </w:rPr>
-            </w:pPr>
-          </w:p>
-        </w:tc>
-        <w:tc>
-          <w:tcPr>
-            <w:tcW w:w="426" w:type="dxa"/>
-            <w:tcBorders>
-              <w:top w:val="nil"/>
-              <w:left w:val="nil"/>
-              <w:bottom w:val="nil"/>
-              <w:right w:val="nil"/>
-            </w:tcBorders>
-          </w:tcPr>
-          <w:p>
-            <w:pPr>
-              <w:spacing w:after="0" w:line="240" w:lineRule="auto"/>
-              <w:jc w:val="center"/>
-              <w:rPr>
-                <w:rFonts w:ascii="Tahoma" w:hAnsi="Tahoma" w:cs="Tahoma"/>
-                <w:b/>
-              </w:rPr>
-            </w:pPr>
-          </w:p>
-        </w:tc>
-        <w:tc>
-          <w:tcPr>
-            <w:tcW w:w="4819" w:type="dxa"/>
-            <w:tcBorders>
-              <w:top w:val="nil"/>
-              <w:left w:val="nil"/>
-              <w:bottom w:val="nil"/>
-              <w:right w:val="nil"/>
-            </w:tcBorders>
-          </w:tcPr>
-          <w:p>
-            <w:pPr>
-              <w:spacing w:after="0" w:line="240" w:lineRule="auto"/>
-              <w:jc w:val="center"/>
-              <w:rPr>
-                <w:rFonts w:ascii="Tahoma" w:hAnsi="Tahoma" w:cs="Tahoma"/>
-                <w:b/>
-              </w:rPr>
-            </w:pPr>
+              <w:left w:val="single" w:sz="4" w:space="0" w:color="auto"/>
+              <w:bottom w:val="nil"/>
+              <w:right w:val="single" w:sz="4" w:space="0" w:color="auto"/>
+            </w:tcBorders>
+          </w:tcPr>
+          <w:p>
+            <w:pPr>
+              <w:spacing w:after="0" w:line="240" w:lineRule="auto"/>
+              <w:jc w:val="center"/>
+              <w:rPr>
+                <w:rFonts w:ascii="Tahoma" w:hAnsi="Tahoma" w:cs="Tahoma"/>
+                <w:b/>
+              </w:rPr>
+            </w:pPr>
+          </w:p>
+        </w:tc>
+        <w:tc>
+          <w:tcPr>
+            <w:tcW w:w="4819" w:type="dxa"/>
+            <w:tcBorders>
+              <w:top w:val="single" w:sz="4" w:space="0" w:color="auto"/>
+              <w:left w:val="single" w:sz="4" w:space="0" w:color="auto"/>
+              <w:bottom w:val="single" w:sz="4" w:space="0" w:color="auto"/>
+              <w:right w:val="single" w:sz="4" w:space="0" w:color="auto"/>
+            </w:tcBorders>
+          </w:tcPr>
+          <w:p>
+            <w:pPr>
+              <w:spacing w:after="0" w:line="240" w:lineRule="auto"/>
+              <w:jc w:val="center"/>
+              <w:rPr>
+                <w:rFonts w:ascii="Tahoma" w:hAnsi="Tahoma" w:cs="Tahoma"/>
+                <w:b/>
+              </w:rPr>
+            </w:pPr>
+            <w:r>
+              <w:rPr>
+                <w:rFonts w:ascii="Tahoma" w:hAnsi="Tahoma" w:cs="Tahoma"/>
+                <w:b/>
+              </w:rPr>
+              <w:t>TRANSFORMER 2 OIL LEVEL INDICATOR</w:t>
+            </w:r>
           </w:p>
         </w:tc>
       </w:tr>
@@ -2314,100 +2347,100 @@
           <w:tcPr>
             <w:tcW w:w="4819" w:type="dxa"/>
             <w:tcBorders>
+              <w:top w:val="single" w:sz="4" w:space="0" w:color="auto"/>
+              <w:left w:val="single" w:sz="4" w:space="0" w:color="auto"/>
+              <w:bottom w:val="single" w:sz="4" w:space="0" w:color="auto"/>
+              <w:right w:val="single" w:sz="4" w:space="0" w:color="auto"/>
+            </w:tcBorders>
+            <w:vAlign w:val="center"/>
+          </w:tcPr>
+          <w:p>
+            <w:pPr>
+              <w:spacing w:after="0" w:line="240" w:lineRule="auto"/>
+              <w:jc w:val="center"/>
+              <w:rPr>
+                <w:rFonts w:ascii="Tahoma" w:hAnsi="Tahoma" w:cs="Tahoma"/>
+                <w:b/>
+              </w:rPr>
+            </w:pPr>
+          </w:p>
+        </w:tc>
+        <w:tc>
+          <w:tcPr>
+            <w:tcW w:w="426" w:type="dxa"/>
+            <w:tcBorders>
+              <w:top w:val="nil"/>
+              <w:left w:val="single" w:sz="4" w:space="0" w:color="auto"/>
+              <w:bottom w:val="nil"/>
+              <w:right w:val="single" w:sz="4" w:space="0" w:color="auto"/>
+            </w:tcBorders>
+            <w:vAlign w:val="center"/>
+          </w:tcPr>
+          <w:p>
+            <w:pPr>
+              <w:spacing w:after="0" w:line="240" w:lineRule="auto"/>
+              <w:jc w:val="center"/>
+              <w:rPr>
+                <w:rFonts w:ascii="Tahoma" w:hAnsi="Tahoma" w:cs="Tahoma"/>
+                <w:b/>
+              </w:rPr>
+            </w:pPr>
+          </w:p>
+        </w:tc>
+        <w:tc>
+          <w:tcPr>
+            <w:tcW w:w="4819" w:type="dxa"/>
+            <w:tcBorders>
+              <w:top w:val="single" w:sz="4" w:space="0" w:color="auto"/>
+              <w:left w:val="single" w:sz="4" w:space="0" w:color="auto"/>
+              <w:bottom w:val="single" w:sz="4" w:space="0" w:color="auto"/>
+              <w:right w:val="single" w:sz="4" w:space="0" w:color="auto"/>
+            </w:tcBorders>
+            <w:vAlign w:val="center"/>
+          </w:tcPr>
+          <w:p>
+            <w:pPr>
+              <w:spacing w:after="0" w:line="240" w:lineRule="auto"/>
+              <w:jc w:val="center"/>
+              <w:rPr>
+                <w:rFonts w:ascii="Tahoma" w:hAnsi="Tahoma" w:cs="Tahoma"/>
+                <w:b/>
+              </w:rPr>
+            </w:pPr>
+          </w:p>
+        </w:tc>
+      </w:tr>
+      <w:tr>
+        <w:tc>
+          <w:tcPr>
+            <w:tcW w:w="4819" w:type="dxa"/>
+            <w:tcBorders>
+              <w:top w:val="single" w:sz="4" w:space="0" w:color="auto"/>
+              <w:left w:val="nil"/>
+              <w:bottom w:val="nil"/>
+              <w:right w:val="nil"/>
+            </w:tcBorders>
+          </w:tcPr>
+          <w:p>
+            <w:pPr>
+              <w:spacing w:after="0" w:line="240" w:lineRule="auto"/>
+              <w:jc w:val="center"/>
+              <w:rPr>
+                <w:rFonts w:ascii="Tahoma" w:hAnsi="Tahoma" w:cs="Tahoma"/>
+                <w:b/>
+              </w:rPr>
+            </w:pPr>
+          </w:p>
+        </w:tc>
+        <w:tc>
+          <w:tcPr>
+            <w:tcW w:w="426" w:type="dxa"/>
+            <w:tcBorders>
               <w:top w:val="nil"/>
               <w:left w:val="nil"/>
               <w:bottom w:val="nil"/>
               <w:right w:val="nil"/>
             </w:tcBorders>
-            <w:vAlign w:val="center"/>
-          </w:tcPr>
-          <w:p>
-            <w:pPr>
-              <w:spacing w:after="0" w:line="240" w:lineRule="auto"/>
-              <w:jc w:val="center"/>
-              <w:rPr>
-                <w:rFonts w:ascii="Tahoma" w:hAnsi="Tahoma" w:cs="Tahoma"/>
-                <w:b/>
-              </w:rPr>
-            </w:pPr>
-          </w:p>
-        </w:tc>
-        <w:tc>
-          <w:tcPr>
-            <w:tcW w:w="426" w:type="dxa"/>
-            <w:tcBorders>
-              <w:top w:val="nil"/>
-              <w:left w:val="nil"/>
-              <w:bottom w:val="nil"/>
-              <w:right w:val="nil"/>
-            </w:tcBorders>
-            <w:vAlign w:val="center"/>
-          </w:tcPr>
-          <w:p>
-            <w:pPr>
-              <w:spacing w:after="0" w:line="240" w:lineRule="auto"/>
-              <w:jc w:val="center"/>
-              <w:rPr>
-                <w:rFonts w:ascii="Tahoma" w:hAnsi="Tahoma" w:cs="Tahoma"/>
-                <w:b/>
-              </w:rPr>
-            </w:pPr>
-          </w:p>
-        </w:tc>
-        <w:tc>
-          <w:tcPr>
-            <w:tcW w:w="4819" w:type="dxa"/>
-            <w:tcBorders>
-              <w:top w:val="nil"/>
-              <w:left w:val="nil"/>
-              <w:bottom w:val="nil"/>
-              <w:right w:val="nil"/>
-            </w:tcBorders>
-            <w:vAlign w:val="center"/>
-          </w:tcPr>
-          <w:p>
-            <w:pPr>
-              <w:spacing w:after="0" w:line="240" w:lineRule="auto"/>
-              <w:jc w:val="center"/>
-              <w:rPr>
-                <w:rFonts w:ascii="Tahoma" w:hAnsi="Tahoma" w:cs="Tahoma"/>
-                <w:b/>
-              </w:rPr>
-            </w:pPr>
-          </w:p>
-        </w:tc>
-      </w:tr>
-      <w:tr>
-        <w:tc>
-          <w:tcPr>
-            <w:tcW w:w="4819" w:type="dxa"/>
-            <w:tcBorders>
-              <w:top w:val="nil"/>
-              <w:left w:val="nil"/>
-              <w:bottom w:val="nil"/>
-              <w:right w:val="nil"/>
-            </w:tcBorders>
-          </w:tcPr>
-          <w:p>
-            <w:pPr>
-              <w:spacing w:after="0" w:line="240" w:lineRule="auto"/>
-              <w:jc w:val="center"/>
-              <w:rPr>
-                <w:rFonts w:ascii="Tahoma" w:hAnsi="Tahoma" w:cs="Tahoma"/>
-                <w:b/>
-              </w:rPr>
-            </w:pPr>
-          </w:p>
-        </w:tc>
-        <w:tc>
-          <w:tcPr>
-            <w:tcW w:w="426" w:type="dxa"/>
-            <w:tcBorders>
-              <w:top w:val="nil"/>
-              <w:left w:val="nil"/>
-              <w:bottom w:val="nil"/>
-              <w:right w:val="nil"/>
-            </w:tcBorders>
           </w:tcPr>
           <w:p>
             <w:pPr>
@@ -2425,7 +2458,7 @@
           <w:tcPr>
             <w:tcW w:w="4819" w:type="dxa"/>
             <w:tcBorders>
-              <w:top w:val="nil"/>
+              <w:top w:val="single" w:sz="4" w:space="0" w:color="auto"/>
               <w:left w:val="nil"/>
               <w:bottom w:val="nil"/>
               <w:right w:val="nil"/>
@@ -2585,18 +2618,6 @@
     </w:tbl>
     <w:p/>
     <w:p/>
-    <w:p>
-      <w:pPr>
-        <w:spacing w:after="0"/>
-        <w:rPr>
-          <w:rFonts w:ascii="Tahoma" w:hAnsi="Tahoma" w:cs="Tahoma"/>
-          <w:b/>
-          <w:sz w:val="32"/>
-          <w:szCs w:val="32"/>
-          <w:u w:val="single"/>
-        </w:rPr>
-      </w:pPr>
-    </w:p>
     <w:p>
       <w:pPr>
         <w:spacing w:after="0"/>
@@ -3143,7 +3164,7 @@
   <w:style w:type="paragraph" w:default="1" w:styleId="Normal">
     <w:name w:val="Normal"/>
     <w:qFormat/>
-    <w:rsid w:val="00780E73"/>
+    <w:rsid w:val="008A6559"/>
   </w:style>
   <w:style w:type="character" w:default="1" w:styleId="DefaultParagraphFont">
     <w:name w:val="Default Paragraph Font"/>

--- a/templates/QUICK REPORT/SUBSTATION CONFIGURATION/5. ID 2 TX 1 FP 1 BATTERY.docx
+++ b/templates/QUICK REPORT/SUBSTATION CONFIGURATION/5. ID 2 TX 1 FP 1 BATTERY.docx
@@ -1,6 +1,6 @@
 
 <file path=word/document.xml><?xml version="1.0" encoding="utf-8"?>
-<w:document xmlns:wpc="http://schemas.microsoft.com/office/word/2010/wordprocessingCanvas" xmlns:cx="http://schemas.microsoft.com/office/drawing/2014/chartex" xmlns:cx1="http://schemas.microsoft.com/office/drawing/2015/9/8/chartex" xmlns:cx2="http://schemas.microsoft.com/office/drawing/2015/10/21/chartex" xmlns:cx3="http://schemas.microsoft.com/office/drawing/2016/5/9/chartex" xmlns:cx4="http://schemas.microsoft.com/office/drawing/2016/5/10/chartex" xmlns:cx5="http://schemas.microsoft.com/office/drawing/2016/5/11/chartex" xmlns:cx6="http://schemas.microsoft.com/office/drawing/2016/5/12/chartex" xmlns:cx7="http://schemas.microsoft.com/office/drawing/2016/5/13/chartex" xmlns:cx8="http://schemas.microsoft.com/office/drawing/2016/5/14/chartex" xmlns:mc="http://schemas.openxmlformats.org/markup-compatibility/2006" xmlns:aink="http://schemas.microsoft.com/office/drawing/2016/ink" xmlns:am3d="http://schemas.microsoft.com/office/drawing/2017/model3d" xmlns:o="urn:schemas-microsoft-com:office:office" xmlns:oel="http://schemas.microsoft.com/office/2019/extlst" xmlns:r="http://schemas.openxmlformats.org/officeDocument/2006/relationships" xmlns:m="http://schemas.openxmlformats.org/officeDocument/2006/math" xmlns:v="urn:schemas-microsoft-com:vml" xmlns:wp14="http://schemas.microsoft.com/office/word/2010/wordprocessingDrawing" xmlns:wp="http://schemas.openxmlformats.org/drawingml/2006/wordprocessingDrawing" xmlns:w10="urn:schemas-microsoft-com:office:word" xmlns:w="http://schemas.openxmlformats.org/wordprocessingml/2006/main" xmlns:w14="http://schemas.microsoft.com/office/word/2010/wordml" xmlns:w15="http://schemas.microsoft.com/office/word/2012/wordml" xmlns:w16cex="http://schemas.microsoft.com/office/word/2018/wordml/cex" xmlns:w16cid="http://schemas.microsoft.com/office/word/2016/wordml/cid" xmlns:w16="http://schemas.microsoft.com/office/word/2018/wordml" xmlns:w16du="http://schemas.microsoft.com/office/word/2023/wordml/word16du" xmlns:w16sdtdh="http://schemas.microsoft.com/office/word/2020/wordml/sdtdatahash" xmlns:w16sdtfl="http://schemas.microsoft.com/office/word/2024/wordml/sdtformatlock" xmlns:w16se="http://schemas.microsoft.com/office/word/2015/wordml/symex" xmlns:wpg="http://schemas.microsoft.com/office/word/2010/wordprocessingGroup" xmlns:wpi="http://schemas.microsoft.com/office/word/2010/wordprocessingInk" xmlns:wne="http://schemas.microsoft.com/office/word/2006/wordml" xmlns:wps="http://schemas.microsoft.com/office/word/2010/wordprocessingShape" mc:Ignorable="w14 w15 w16se w16cid w16 w16cex w16sdtdh w16sdtfl w16du wp14">
+<w:document xmlns:wpc="http://schemas.microsoft.com/office/word/2010/wordprocessingCanvas" xmlns:cx="http://schemas.microsoft.com/office/drawing/2014/chartex" xmlns:cx1="http://schemas.microsoft.com/office/drawing/2015/9/8/chartex" xmlns:cx2="http://schemas.microsoft.com/office/drawing/2015/10/21/chartex" xmlns:cx3="http://schemas.microsoft.com/office/drawing/2016/5/9/chartex" xmlns:cx4="http://schemas.microsoft.com/office/drawing/2016/5/10/chartex" xmlns:cx5="http://schemas.microsoft.com/office/drawing/2016/5/11/chartex" xmlns:cx6="http://schemas.microsoft.com/office/drawing/2016/5/12/chartex" xmlns:cx7="http://schemas.microsoft.com/office/drawing/2016/5/13/chartex" xmlns:cx8="http://schemas.microsoft.com/office/drawing/2016/5/14/chartex" xmlns:mc="http://schemas.openxmlformats.org/markup-compatibility/2006" xmlns:aink="http://schemas.microsoft.com/office/drawing/2016/ink" xmlns:am3d="http://schemas.microsoft.com/office/drawing/2017/model3d" xmlns:o="urn:schemas-microsoft-com:office:office" xmlns:oel="http://schemas.microsoft.com/office/2019/extlst" xmlns:r="http://schemas.openxmlformats.org/officeDocument/2006/relationships" xmlns:m="http://schemas.openxmlformats.org/officeDocument/2006/math" xmlns:v="urn:schemas-microsoft-com:vml" xmlns:wp14="http://schemas.microsoft.com/office/word/2010/wordprocessingDrawing" xmlns:wp="http://schemas.openxmlformats.org/drawingml/2006/wordprocessingDrawing" xmlns:w10="urn:schemas-microsoft-com:office:word" xmlns:w="http://schemas.openxmlformats.org/wordprocessingml/2006/main" xmlns:w14="http://schemas.microsoft.com/office/word/2010/wordml" xmlns:w15="http://schemas.microsoft.com/office/word/2012/wordml" xmlns:w16cei="http://schemas.microsoft.com/office/word/2026/wordml/cei" xmlns:w16cex="http://schemas.microsoft.com/office/word/2018/wordml/cex" xmlns:w16cid="http://schemas.microsoft.com/office/word/2016/wordml/cid" xmlns:w16="http://schemas.microsoft.com/office/word/2018/wordml" xmlns:w16du="http://schemas.microsoft.com/office/word/2023/wordml/word16du" xmlns:w16sdtdh="http://schemas.microsoft.com/office/word/2020/wordml/sdtdatahash" xmlns:w16sdtfl="http://schemas.microsoft.com/office/word/2024/wordml/sdtformatlock" xmlns:w16se="http://schemas.microsoft.com/office/word/2015/wordml/symex" xmlns:wpg="http://schemas.microsoft.com/office/word/2010/wordprocessingGroup" xmlns:wpi="http://schemas.microsoft.com/office/word/2010/wordprocessingInk" xmlns:wne="http://schemas.microsoft.com/office/word/2006/wordml" xmlns:wps="http://schemas.microsoft.com/office/word/2010/wordprocessingShape" mc:Ignorable="w14 w15 w16se w16cid w16 w16cex w16sdtdh w16sdtfl w16du wp14">
   <w:body>
     <w:p>
       <w:pPr>
@@ -1671,6 +1671,7 @@
               <w:bottom w:val="single" w:sz="4" w:space="0" w:color="auto"/>
               <w:right w:val="single" w:sz="4" w:space="0" w:color="auto"/>
             </w:tcBorders>
+            <w:vAlign w:val="center"/>
           </w:tcPr>
           <w:p>
             <w:pPr>
@@ -1894,6 +1895,7 @@
               <w:bottom w:val="single" w:sz="4" w:space="0" w:color="auto"/>
               <w:right w:val="single" w:sz="4" w:space="0" w:color="auto"/>
             </w:tcBorders>
+            <w:vAlign w:val="center"/>
           </w:tcPr>
           <w:p>
             <w:pPr>
@@ -2110,6 +2112,7 @@
               <w:left w:val="single" w:sz="4" w:space="0" w:color="auto"/>
               <w:bottom w:val="single" w:sz="4" w:space="0" w:color="auto"/>
             </w:tcBorders>
+            <w:vAlign w:val="center"/>
           </w:tcPr>
           <w:p>
             <w:pPr>
@@ -2417,7 +2420,7 @@
             <w:tcBorders>
               <w:top w:val="single" w:sz="4" w:space="0" w:color="auto"/>
               <w:left w:val="nil"/>
-              <w:bottom w:val="nil"/>
+              <w:bottom w:val="single" w:sz="4" w:space="0" w:color="auto"/>
               <w:right w:val="nil"/>
             </w:tcBorders>
           </w:tcPr>
@@ -2460,7 +2463,7 @@
             <w:tcBorders>
               <w:top w:val="single" w:sz="4" w:space="0" w:color="auto"/>
               <w:left w:val="nil"/>
-              <w:bottom w:val="nil"/>
+              <w:bottom w:val="single" w:sz="4" w:space="0" w:color="auto"/>
               <w:right w:val="nil"/>
             </w:tcBorders>
           </w:tcPr>
@@ -2481,31 +2484,38 @@
           <w:tcPr>
             <w:tcW w:w="4819" w:type="dxa"/>
             <w:tcBorders>
+              <w:top w:val="single" w:sz="4" w:space="0" w:color="auto"/>
+              <w:left w:val="single" w:sz="4" w:space="0" w:color="auto"/>
+              <w:bottom w:val="single" w:sz="4" w:space="0" w:color="auto"/>
+              <w:right w:val="single" w:sz="4" w:space="0" w:color="auto"/>
+            </w:tcBorders>
+          </w:tcPr>
+          <w:p>
+            <w:pPr>
+              <w:spacing w:after="0" w:line="240" w:lineRule="auto"/>
+              <w:jc w:val="center"/>
+              <w:rPr>
+                <w:rFonts w:ascii="Tahoma" w:hAnsi="Tahoma" w:cs="Tahoma"/>
+                <w:b/>
+              </w:rPr>
+            </w:pPr>
+            <w:r>
+              <w:rPr>
+                <w:rFonts w:ascii="Tahoma" w:hAnsi="Tahoma" w:cs="Tahoma"/>
+                <w:b/>
+              </w:rPr>
+              <w:t>RTU</w:t>
+            </w:r>
+          </w:p>
+        </w:tc>
+        <w:tc>
+          <w:tcPr>
+            <w:tcW w:w="426" w:type="dxa"/>
+            <w:tcBorders>
               <w:top w:val="nil"/>
-              <w:left w:val="nil"/>
+              <w:left w:val="single" w:sz="4" w:space="0" w:color="auto"/>
               <w:bottom w:val="nil"/>
-              <w:right w:val="nil"/>
-            </w:tcBorders>
-          </w:tcPr>
-          <w:p>
-            <w:pPr>
-              <w:spacing w:after="0" w:line="240" w:lineRule="auto"/>
-              <w:jc w:val="center"/>
-              <w:rPr>
-                <w:rFonts w:ascii="Tahoma" w:hAnsi="Tahoma" w:cs="Tahoma"/>
-                <w:b/>
-              </w:rPr>
-            </w:pPr>
-          </w:p>
-        </w:tc>
-        <w:tc>
-          <w:tcPr>
-            <w:tcW w:w="426" w:type="dxa"/>
-            <w:tcBorders>
-              <w:top w:val="nil"/>
-              <w:left w:val="nil"/>
-              <w:bottom w:val="nil"/>
-              <w:right w:val="nil"/>
+              <w:right w:val="single" w:sz="4" w:space="0" w:color="auto"/>
             </w:tcBorders>
           </w:tcPr>
           <w:p>
@@ -2524,22 +2534,29 @@
           <w:tcPr>
             <w:tcW w:w="4819" w:type="dxa"/>
             <w:tcBorders>
-              <w:top w:val="nil"/>
-              <w:left w:val="nil"/>
-              <w:bottom w:val="nil"/>
-              <w:right w:val="nil"/>
-            </w:tcBorders>
-            <w:vAlign w:val="center"/>
-          </w:tcPr>
-          <w:p>
-            <w:pPr>
-              <w:spacing w:after="0" w:line="240" w:lineRule="auto"/>
-              <w:jc w:val="center"/>
-              <w:rPr>
-                <w:rFonts w:ascii="Tahoma" w:hAnsi="Tahoma" w:cs="Tahoma"/>
-                <w:b/>
-              </w:rPr>
-            </w:pPr>
+              <w:top w:val="single" w:sz="4" w:space="0" w:color="auto"/>
+              <w:left w:val="single" w:sz="4" w:space="0" w:color="auto"/>
+              <w:bottom w:val="single" w:sz="4" w:space="0" w:color="auto"/>
+              <w:right w:val="single" w:sz="4" w:space="0" w:color="auto"/>
+            </w:tcBorders>
+            <w:vAlign w:val="center"/>
+          </w:tcPr>
+          <w:p>
+            <w:pPr>
+              <w:spacing w:after="0" w:line="240" w:lineRule="auto"/>
+              <w:jc w:val="center"/>
+              <w:rPr>
+                <w:rFonts w:ascii="Tahoma" w:hAnsi="Tahoma" w:cs="Tahoma"/>
+                <w:b/>
+              </w:rPr>
+            </w:pPr>
+            <w:r>
+              <w:rPr>
+                <w:rFonts w:ascii="Tahoma" w:hAnsi="Tahoma" w:cs="Tahoma"/>
+                <w:b/>
+              </w:rPr>
+              <w:t>RTU NAMEPLATE</w:t>
+            </w:r>
           </w:p>
         </w:tc>
       </w:tr>
@@ -2551,32 +2568,32 @@
           <w:tcPr>
             <w:tcW w:w="4819" w:type="dxa"/>
             <w:tcBorders>
+              <w:top w:val="single" w:sz="4" w:space="0" w:color="auto"/>
+              <w:left w:val="single" w:sz="4" w:space="0" w:color="auto"/>
+              <w:bottom w:val="single" w:sz="4" w:space="0" w:color="auto"/>
+              <w:right w:val="single" w:sz="4" w:space="0" w:color="auto"/>
+            </w:tcBorders>
+            <w:vAlign w:val="center"/>
+          </w:tcPr>
+          <w:p>
+            <w:pPr>
+              <w:spacing w:after="0" w:line="240" w:lineRule="auto"/>
+              <w:jc w:val="center"/>
+              <w:rPr>
+                <w:rFonts w:ascii="Tahoma" w:hAnsi="Tahoma" w:cs="Tahoma"/>
+                <w:b/>
+              </w:rPr>
+            </w:pPr>
+          </w:p>
+        </w:tc>
+        <w:tc>
+          <w:tcPr>
+            <w:tcW w:w="426" w:type="dxa"/>
+            <w:tcBorders>
               <w:top w:val="nil"/>
-              <w:left w:val="nil"/>
+              <w:left w:val="single" w:sz="4" w:space="0" w:color="auto"/>
               <w:bottom w:val="nil"/>
-              <w:right w:val="nil"/>
-            </w:tcBorders>
-            <w:vAlign w:val="center"/>
-          </w:tcPr>
-          <w:p>
-            <w:pPr>
-              <w:spacing w:after="0" w:line="240" w:lineRule="auto"/>
-              <w:jc w:val="center"/>
-              <w:rPr>
-                <w:rFonts w:ascii="Tahoma" w:hAnsi="Tahoma" w:cs="Tahoma"/>
-                <w:b/>
-              </w:rPr>
-            </w:pPr>
-          </w:p>
-        </w:tc>
-        <w:tc>
-          <w:tcPr>
-            <w:tcW w:w="426" w:type="dxa"/>
-            <w:tcBorders>
-              <w:top w:val="nil"/>
-              <w:left w:val="nil"/>
-              <w:bottom w:val="nil"/>
-              <w:right w:val="nil"/>
+              <w:right w:val="single" w:sz="4" w:space="0" w:color="auto"/>
             </w:tcBorders>
             <w:vAlign w:val="center"/>
           </w:tcPr>
@@ -2596,10 +2613,10 @@
           <w:tcPr>
             <w:tcW w:w="4819" w:type="dxa"/>
             <w:tcBorders>
-              <w:top w:val="nil"/>
-              <w:left w:val="nil"/>
-              <w:bottom w:val="nil"/>
-              <w:right w:val="nil"/>
+              <w:top w:val="single" w:sz="4" w:space="0" w:color="auto"/>
+              <w:left w:val="single" w:sz="4" w:space="0" w:color="auto"/>
+              <w:bottom w:val="single" w:sz="4" w:space="0" w:color="auto"/>
+              <w:right w:val="single" w:sz="4" w:space="0" w:color="auto"/>
             </w:tcBorders>
             <w:vAlign w:val="center"/>
           </w:tcPr>
@@ -2641,7 +2658,7 @@
 </file>
 
 <file path=word/numbering.xml><?xml version="1.0" encoding="utf-8"?>
-<w:numbering xmlns:wpc="http://schemas.microsoft.com/office/word/2010/wordprocessingCanvas" xmlns:cx="http://schemas.microsoft.com/office/drawing/2014/chartex" xmlns:cx1="http://schemas.microsoft.com/office/drawing/2015/9/8/chartex" xmlns:cx2="http://schemas.microsoft.com/office/drawing/2015/10/21/chartex" xmlns:cx3="http://schemas.microsoft.com/office/drawing/2016/5/9/chartex" xmlns:cx4="http://schemas.microsoft.com/office/drawing/2016/5/10/chartex" xmlns:cx5="http://schemas.microsoft.com/office/drawing/2016/5/11/chartex" xmlns:cx6="http://schemas.microsoft.com/office/drawing/2016/5/12/chartex" xmlns:cx7="http://schemas.microsoft.com/office/drawing/2016/5/13/chartex" xmlns:cx8="http://schemas.microsoft.com/office/drawing/2016/5/14/chartex" xmlns:mc="http://schemas.openxmlformats.org/markup-compatibility/2006" xmlns:aink="http://schemas.microsoft.com/office/drawing/2016/ink" xmlns:am3d="http://schemas.microsoft.com/office/drawing/2017/model3d" xmlns:o="urn:schemas-microsoft-com:office:office" xmlns:oel="http://schemas.microsoft.com/office/2019/extlst" xmlns:r="http://schemas.openxmlformats.org/officeDocument/2006/relationships" xmlns:m="http://schemas.openxmlformats.org/officeDocument/2006/math" xmlns:v="urn:schemas-microsoft-com:vml" xmlns:wp14="http://schemas.microsoft.com/office/word/2010/wordprocessingDrawing" xmlns:wp="http://schemas.openxmlformats.org/drawingml/2006/wordprocessingDrawing" xmlns:w10="urn:schemas-microsoft-com:office:word" xmlns:w="http://schemas.openxmlformats.org/wordprocessingml/2006/main" xmlns:w14="http://schemas.microsoft.com/office/word/2010/wordml" xmlns:w15="http://schemas.microsoft.com/office/word/2012/wordml" xmlns:w16cex="http://schemas.microsoft.com/office/word/2018/wordml/cex" xmlns:w16cid="http://schemas.microsoft.com/office/word/2016/wordml/cid" xmlns:w16="http://schemas.microsoft.com/office/word/2018/wordml" xmlns:w16du="http://schemas.microsoft.com/office/word/2023/wordml/word16du" xmlns:w16sdtdh="http://schemas.microsoft.com/office/word/2020/wordml/sdtdatahash" xmlns:w16sdtfl="http://schemas.microsoft.com/office/word/2024/wordml/sdtformatlock" xmlns:w16se="http://schemas.microsoft.com/office/word/2015/wordml/symex" xmlns:wpg="http://schemas.microsoft.com/office/word/2010/wordprocessingGroup" xmlns:wpi="http://schemas.microsoft.com/office/word/2010/wordprocessingInk" xmlns:wne="http://schemas.microsoft.com/office/word/2006/wordml" xmlns:wps="http://schemas.microsoft.com/office/word/2010/wordprocessingShape" mc:Ignorable="w14 w15 w16se w16cid w16 w16cex w16sdtdh w16sdtfl w16du wp14">
+<w:numbering xmlns:wpc="http://schemas.microsoft.com/office/word/2010/wordprocessingCanvas" xmlns:cx="http://schemas.microsoft.com/office/drawing/2014/chartex" xmlns:cx1="http://schemas.microsoft.com/office/drawing/2015/9/8/chartex" xmlns:cx2="http://schemas.microsoft.com/office/drawing/2015/10/21/chartex" xmlns:cx3="http://schemas.microsoft.com/office/drawing/2016/5/9/chartex" xmlns:cx4="http://schemas.microsoft.com/office/drawing/2016/5/10/chartex" xmlns:cx5="http://schemas.microsoft.com/office/drawing/2016/5/11/chartex" xmlns:cx6="http://schemas.microsoft.com/office/drawing/2016/5/12/chartex" xmlns:cx7="http://schemas.microsoft.com/office/drawing/2016/5/13/chartex" xmlns:cx8="http://schemas.microsoft.com/office/drawing/2016/5/14/chartex" xmlns:mc="http://schemas.openxmlformats.org/markup-compatibility/2006" xmlns:aink="http://schemas.microsoft.com/office/drawing/2016/ink" xmlns:am3d="http://schemas.microsoft.com/office/drawing/2017/model3d" xmlns:o="urn:schemas-microsoft-com:office:office" xmlns:oel="http://schemas.microsoft.com/office/2019/extlst" xmlns:r="http://schemas.openxmlformats.org/officeDocument/2006/relationships" xmlns:m="http://schemas.openxmlformats.org/officeDocument/2006/math" xmlns:v="urn:schemas-microsoft-com:vml" xmlns:wp14="http://schemas.microsoft.com/office/word/2010/wordprocessingDrawing" xmlns:wp="http://schemas.openxmlformats.org/drawingml/2006/wordprocessingDrawing" xmlns:w10="urn:schemas-microsoft-com:office:word" xmlns:w="http://schemas.openxmlformats.org/wordprocessingml/2006/main" xmlns:w14="http://schemas.microsoft.com/office/word/2010/wordml" xmlns:w15="http://schemas.microsoft.com/office/word/2012/wordml" xmlns:w16cei="http://schemas.microsoft.com/office/word/2026/wordml/cei" xmlns:w16cex="http://schemas.microsoft.com/office/word/2018/wordml/cex" xmlns:w16cid="http://schemas.microsoft.com/office/word/2016/wordml/cid" xmlns:w16="http://schemas.microsoft.com/office/word/2018/wordml" xmlns:w16du="http://schemas.microsoft.com/office/word/2023/wordml/word16du" xmlns:w16sdtdh="http://schemas.microsoft.com/office/word/2020/wordml/sdtdatahash" xmlns:w16sdtfl="http://schemas.microsoft.com/office/word/2024/wordml/sdtformatlock" xmlns:w16se="http://schemas.microsoft.com/office/word/2015/wordml/symex" xmlns:wpg="http://schemas.microsoft.com/office/word/2010/wordprocessingGroup" xmlns:wpi="http://schemas.microsoft.com/office/word/2010/wordprocessingInk" xmlns:wne="http://schemas.microsoft.com/office/word/2006/wordml" xmlns:wps="http://schemas.microsoft.com/office/word/2010/wordprocessingShape" mc:Ignorable="w14 w15 w16se w16cid w16 w16cex w16sdtdh w16sdtfl w16du wp14">
   <w:abstractNum w:abstractNumId="0" w15:restartNumberingAfterBreak="0">
     <w:nsid w:val="3B056B8E"/>
     <w:multiLevelType w:val="hybridMultilevel"/>

--- a/templates/QUICK REPORT/SUBSTATION CONFIGURATION/5. ID 2 TX 1 FP 1 BATTERY.docx
+++ b/templates/QUICK REPORT/SUBSTATION CONFIGURATION/5. ID 2 TX 1 FP 1 BATTERY.docx
@@ -73,6 +73,7 @@
               <w:bottom w:val="single" w:sz="4" w:space="0" w:color="auto"/>
               <w:right w:val="single" w:sz="4" w:space="0" w:color="auto"/>
             </w:tcBorders>
+            <w:vAlign w:val="center"/>
           </w:tcPr>
           <w:p>
             <w:pPr>
@@ -127,6 +128,7 @@
               <w:left w:val="single" w:sz="4" w:space="0" w:color="auto"/>
               <w:bottom w:val="single" w:sz="4" w:space="0" w:color="auto"/>
             </w:tcBorders>
+            <w:vAlign w:val="center"/>
           </w:tcPr>
           <w:p>
             <w:pPr>
@@ -289,6 +291,7 @@
               <w:bottom w:val="single" w:sz="4" w:space="0" w:color="auto"/>
               <w:right w:val="single" w:sz="4" w:space="0" w:color="auto"/>
             </w:tcBorders>
+            <w:vAlign w:val="center"/>
           </w:tcPr>
           <w:p>
             <w:pPr>
@@ -337,6 +340,7 @@
               <w:left w:val="single" w:sz="4" w:space="0" w:color="auto"/>
               <w:bottom w:val="single" w:sz="4" w:space="0" w:color="auto"/>
             </w:tcBorders>
+            <w:vAlign w:val="center"/>
           </w:tcPr>
           <w:p>
             <w:pPr>
@@ -506,6 +510,7 @@
               <w:bottom w:val="single" w:sz="4" w:space="0" w:color="auto"/>
               <w:right w:val="single" w:sz="4" w:space="0" w:color="auto"/>
             </w:tcBorders>
+            <w:vAlign w:val="center"/>
           </w:tcPr>
           <w:p>
             <w:pPr>
@@ -562,6 +567,7 @@
               <w:left w:val="single" w:sz="4" w:space="0" w:color="auto"/>
               <w:bottom w:val="single" w:sz="4" w:space="0" w:color="auto"/>
             </w:tcBorders>
+            <w:vAlign w:val="center"/>
           </w:tcPr>
           <w:p>
             <w:pPr>
@@ -740,6 +746,7 @@
               <w:bottom w:val="single" w:sz="4" w:space="0" w:color="auto"/>
               <w:right w:val="single" w:sz="4" w:space="0" w:color="auto"/>
             </w:tcBorders>
+            <w:vAlign w:val="center"/>
           </w:tcPr>
           <w:p>
             <w:pPr>
@@ -787,6 +794,7 @@
               <w:left w:val="single" w:sz="4" w:space="0" w:color="auto"/>
               <w:bottom w:val="single" w:sz="4" w:space="0" w:color="auto"/>
             </w:tcBorders>
+            <w:vAlign w:val="center"/>
           </w:tcPr>
           <w:p>
             <w:pPr>
@@ -949,6 +957,7 @@
               <w:bottom w:val="single" w:sz="4" w:space="0" w:color="auto"/>
               <w:right w:val="single" w:sz="4" w:space="0" w:color="auto"/>
             </w:tcBorders>
+            <w:vAlign w:val="center"/>
           </w:tcPr>
           <w:p>
             <w:pPr>
@@ -1006,6 +1015,7 @@
               <w:bottom w:val="single" w:sz="4" w:space="0" w:color="auto"/>
               <w:right w:val="single" w:sz="4" w:space="0" w:color="auto"/>
             </w:tcBorders>
+            <w:vAlign w:val="center"/>
           </w:tcPr>
           <w:p>
             <w:pPr>
@@ -1179,6 +1189,7 @@
               <w:bottom w:val="single" w:sz="4" w:space="0" w:color="auto"/>
               <w:right w:val="single" w:sz="4" w:space="0" w:color="auto"/>
             </w:tcBorders>
+            <w:vAlign w:val="center"/>
           </w:tcPr>
           <w:p>
             <w:pPr>
@@ -1229,6 +1240,7 @@
               <w:bottom w:val="single" w:sz="4" w:space="0" w:color="auto"/>
               <w:right w:val="single" w:sz="4" w:space="0" w:color="auto"/>
             </w:tcBorders>
+            <w:vAlign w:val="center"/>
           </w:tcPr>
           <w:p>
             <w:pPr>
@@ -1387,6 +1399,7 @@
               <w:bottom w:val="single" w:sz="4" w:space="0" w:color="auto"/>
               <w:right w:val="single" w:sz="4" w:space="0" w:color="auto"/>
             </w:tcBorders>
+            <w:vAlign w:val="center"/>
           </w:tcPr>
           <w:p>
             <w:pPr>
@@ -1441,6 +1454,7 @@
               <w:left w:val="single" w:sz="4" w:space="0" w:color="auto"/>
               <w:bottom w:val="single" w:sz="4" w:space="0" w:color="auto"/>
             </w:tcBorders>
+            <w:vAlign w:val="center"/>
           </w:tcPr>
           <w:p>
             <w:pPr>
@@ -1614,6 +1628,7 @@
               <w:bottom w:val="single" w:sz="4" w:space="0" w:color="auto"/>
               <w:right w:val="single" w:sz="4" w:space="0" w:color="auto"/>
             </w:tcBorders>
+            <w:vAlign w:val="center"/>
           </w:tcPr>
           <w:p>
             <w:pPr>
@@ -1837,6 +1852,7 @@
               <w:bottom w:val="single" w:sz="4" w:space="0" w:color="auto"/>
               <w:right w:val="single" w:sz="4" w:space="0" w:color="auto"/>
             </w:tcBorders>
+            <w:vAlign w:val="center"/>
           </w:tcPr>
           <w:p>
             <w:pPr>
@@ -2057,6 +2073,7 @@
               <w:bottom w:val="single" w:sz="4" w:space="0" w:color="auto"/>
               <w:right w:val="single" w:sz="4" w:space="0" w:color="auto"/>
             </w:tcBorders>
+            <w:vAlign w:val="center"/>
           </w:tcPr>
           <w:p>
             <w:pPr>
@@ -2273,6 +2290,7 @@
               <w:bottom w:val="single" w:sz="4" w:space="0" w:color="auto"/>
               <w:right w:val="single" w:sz="4" w:space="0" w:color="auto"/>
             </w:tcBorders>
+            <w:vAlign w:val="center"/>
           </w:tcPr>
           <w:p>
             <w:pPr>
@@ -2322,6 +2340,7 @@
               <w:bottom w:val="single" w:sz="4" w:space="0" w:color="auto"/>
               <w:right w:val="single" w:sz="4" w:space="0" w:color="auto"/>
             </w:tcBorders>
+            <w:vAlign w:val="center"/>
           </w:tcPr>
           <w:p>
             <w:pPr>
@@ -2489,6 +2508,7 @@
               <w:bottom w:val="single" w:sz="4" w:space="0" w:color="auto"/>
               <w:right w:val="single" w:sz="4" w:space="0" w:color="auto"/>
             </w:tcBorders>
+            <w:vAlign w:val="center"/>
           </w:tcPr>
           <w:p>
             <w:pPr>

--- a/templates/QUICK REPORT/SUBSTATION CONFIGURATION/5. ID 2 TX 1 FP 1 BATTERY.docx
+++ b/templates/QUICK REPORT/SUBSTATION CONFIGURATION/5. ID 2 TX 1 FP 1 BATTERY.docx
@@ -1,13 +1,13 @@
 
 <file path=word/document.xml><?xml version="1.0" encoding="utf-8"?>
-<w:document xmlns:wpc="http://schemas.microsoft.com/office/word/2010/wordprocessingCanvas" xmlns:cx="http://schemas.microsoft.com/office/drawing/2014/chartex" xmlns:cx1="http://schemas.microsoft.com/office/drawing/2015/9/8/chartex" xmlns:cx2="http://schemas.microsoft.com/office/drawing/2015/10/21/chartex" xmlns:cx3="http://schemas.microsoft.com/office/drawing/2016/5/9/chartex" xmlns:cx4="http://schemas.microsoft.com/office/drawing/2016/5/10/chartex" xmlns:cx5="http://schemas.microsoft.com/office/drawing/2016/5/11/chartex" xmlns:cx6="http://schemas.microsoft.com/office/drawing/2016/5/12/chartex" xmlns:cx7="http://schemas.microsoft.com/office/drawing/2016/5/13/chartex" xmlns:cx8="http://schemas.microsoft.com/office/drawing/2016/5/14/chartex" xmlns:mc="http://schemas.openxmlformats.org/markup-compatibility/2006" xmlns:aink="http://schemas.microsoft.com/office/drawing/2016/ink" xmlns:am3d="http://schemas.microsoft.com/office/drawing/2017/model3d" xmlns:o="urn:schemas-microsoft-com:office:office" xmlns:oel="http://schemas.microsoft.com/office/2019/extlst" xmlns:r="http://schemas.openxmlformats.org/officeDocument/2006/relationships" xmlns:m="http://schemas.openxmlformats.org/officeDocument/2006/math" xmlns:v="urn:schemas-microsoft-com:vml" xmlns:wp14="http://schemas.microsoft.com/office/word/2010/wordprocessingDrawing" xmlns:wp="http://schemas.openxmlformats.org/drawingml/2006/wordprocessingDrawing" xmlns:w10="urn:schemas-microsoft-com:office:word" xmlns:w="http://schemas.openxmlformats.org/wordprocessingml/2006/main" xmlns:w14="http://schemas.microsoft.com/office/word/2010/wordml" xmlns:w15="http://schemas.microsoft.com/office/word/2012/wordml" xmlns:w16cei="http://schemas.microsoft.com/office/word/2026/wordml/cei" xmlns:w16cex="http://schemas.microsoft.com/office/word/2018/wordml/cex" xmlns:w16cid="http://schemas.microsoft.com/office/word/2016/wordml/cid" xmlns:w16="http://schemas.microsoft.com/office/word/2018/wordml" xmlns:w16du="http://schemas.microsoft.com/office/word/2023/wordml/word16du" xmlns:w16sdtdh="http://schemas.microsoft.com/office/word/2020/wordml/sdtdatahash" xmlns:w16sdtfl="http://schemas.microsoft.com/office/word/2024/wordml/sdtformatlock" xmlns:w16se="http://schemas.microsoft.com/office/word/2015/wordml/symex" xmlns:wpg="http://schemas.microsoft.com/office/word/2010/wordprocessingGroup" xmlns:wpi="http://schemas.microsoft.com/office/word/2010/wordprocessingInk" xmlns:wne="http://schemas.microsoft.com/office/word/2006/wordml" xmlns:wps="http://schemas.microsoft.com/office/word/2010/wordprocessingShape" mc:Ignorable="w14 w15 w16se w16cid w16 w16cex w16sdtdh w16sdtfl w16du wp14">
+<w:document xmlns:wpc="http://schemas.microsoft.com/office/word/2010/wordprocessingCanvas" xmlns:cx="http://schemas.microsoft.com/office/drawing/2014/chartex" xmlns:cx1="http://schemas.microsoft.com/office/drawing/2015/9/8/chartex" xmlns:cx2="http://schemas.microsoft.com/office/drawing/2015/10/21/chartex" xmlns:cx3="http://schemas.microsoft.com/office/drawing/2016/5/9/chartex" xmlns:cx4="http://schemas.microsoft.com/office/drawing/2016/5/10/chartex" xmlns:cx5="http://schemas.microsoft.com/office/drawing/2016/5/11/chartex" xmlns:cx6="http://schemas.microsoft.com/office/drawing/2016/5/12/chartex" xmlns:cx7="http://schemas.microsoft.com/office/drawing/2016/5/13/chartex" xmlns:cx8="http://schemas.microsoft.com/office/drawing/2016/5/14/chartex" xmlns:mc="http://schemas.openxmlformats.org/markup-compatibility/2006" xmlns:aink="http://schemas.microsoft.com/office/drawing/2016/ink" xmlns:am3d="http://schemas.microsoft.com/office/drawing/2017/model3d" xmlns:o="urn:schemas-microsoft-com:office:office" xmlns:oel="http://schemas.microsoft.com/office/2019/extlst" xmlns:r="http://schemas.openxmlformats.org/officeDocument/2006/relationships" xmlns:m="http://schemas.openxmlformats.org/officeDocument/2006/math" xmlns:v="urn:schemas-microsoft-com:vml" xmlns:wp14="http://schemas.microsoft.com/office/word/2010/wordprocessingDrawing" xmlns:wp="http://schemas.openxmlformats.org/drawingml/2006/wordprocessingDrawing" xmlns:w10="urn:schemas-microsoft-com:office:word" xmlns:w="http://schemas.openxmlformats.org/wordprocessingml/2006/main" xmlns:w14="http://schemas.microsoft.com/office/word/2010/wordml" xmlns:w15="http://schemas.microsoft.com/office/word/2012/wordml" xmlns:w16cex="http://schemas.microsoft.com/office/word/2018/wordml/cex" xmlns:w16cid="http://schemas.microsoft.com/office/word/2016/wordml/cid" xmlns:w16="http://schemas.microsoft.com/office/word/2018/wordml" xmlns:w16du="http://schemas.microsoft.com/office/word/2023/wordml/word16du" xmlns:w16sdtdh="http://schemas.microsoft.com/office/word/2020/wordml/sdtdatahash" xmlns:w16sdtfl="http://schemas.microsoft.com/office/word/2024/wordml/sdtformatlock" xmlns:w16se="http://schemas.microsoft.com/office/word/2015/wordml/symex" xmlns:wpg="http://schemas.microsoft.com/office/word/2010/wordprocessingGroup" xmlns:wpi="http://schemas.microsoft.com/office/word/2010/wordprocessingInk" xmlns:wne="http://schemas.microsoft.com/office/word/2006/wordml" xmlns:wps="http://schemas.microsoft.com/office/word/2010/wordprocessingShape" mc:Ignorable="w14 w15 w16se w16cid w16 w16cex w16sdtdh w16sdtfl w16du wp14">
   <w:body>
     <w:p>
       <w:pPr>
         <w:spacing w:after="0"/>
         <w:jc w:val="center"/>
         <w:rPr>
-          <w:rFonts w:ascii="Tahoma" w:hAnsi="Tahoma" w:cs="Tahoma"/>
+          <w:rFonts w:cstheme="minorHAnsi"/>
           <w:b/>
           <w:sz w:val="32"/>
           <w:szCs w:val="32"/>
@@ -16,7 +16,7 @@
       </w:pPr>
       <w:r>
         <w:rPr>
-          <w:rFonts w:ascii="Tahoma" w:hAnsi="Tahoma" w:cs="Tahoma"/>
+          <w:rFonts w:cstheme="minorHAnsi"/>
           <w:b/>
           <w:sz w:val="32"/>
           <w:szCs w:val="32"/>
@@ -26,7 +26,7 @@
       </w:r>
       <w:r>
         <w:rPr>
-          <w:rFonts w:ascii="Tahoma" w:hAnsi="Tahoma" w:cs="Tahoma"/>
+          <w:rFonts w:cstheme="minorHAnsi"/>
           <w:b/>
           <w:sz w:val="32"/>
           <w:szCs w:val="32"/>
@@ -39,7 +39,7 @@
       <w:pPr>
         <w:spacing w:after="0"/>
         <w:rPr>
-          <w:rFonts w:ascii="Tahoma" w:hAnsi="Tahoma" w:cs="Tahoma"/>
+          <w:rFonts w:cstheme="minorHAnsi"/>
           <w:b/>
           <w:u w:val="single"/>
         </w:rPr>
@@ -80,20 +80,20 @@
               <w:spacing w:after="0" w:line="240" w:lineRule="auto"/>
               <w:jc w:val="center"/>
               <w:rPr>
-                <w:rFonts w:ascii="Tahoma" w:hAnsi="Tahoma" w:cs="Tahoma"/>
+                <w:rFonts w:cstheme="minorHAnsi"/>
                 <w:b/>
               </w:rPr>
             </w:pPr>
             <w:r>
               <w:rPr>
-                <w:rFonts w:ascii="Tahoma" w:hAnsi="Tahoma" w:cs="Tahoma"/>
+                <w:rFonts w:cstheme="minorHAnsi"/>
                 <w:b/>
               </w:rPr>
               <w:t>SUBSTATION</w:t>
             </w:r>
             <w:r>
               <w:rPr>
-                <w:rFonts w:ascii="Tahoma" w:hAnsi="Tahoma" w:cs="Tahoma"/>
+                <w:rFonts w:cstheme="minorHAnsi"/>
                 <w:b/>
               </w:rPr>
               <w:t xml:space="preserve"> OVERVIEW</w:t>
@@ -115,33 +115,33 @@
               <w:spacing w:after="0" w:line="240" w:lineRule="auto"/>
               <w:jc w:val="center"/>
               <w:rPr>
-                <w:rFonts w:ascii="Tahoma" w:hAnsi="Tahoma" w:cs="Tahoma"/>
-                <w:b/>
-              </w:rPr>
-            </w:pPr>
-          </w:p>
-        </w:tc>
-        <w:tc>
-          <w:tcPr>
-            <w:tcW w:w="4819" w:type="dxa"/>
-            <w:tcBorders>
-              <w:left w:val="single" w:sz="4" w:space="0" w:color="auto"/>
-              <w:bottom w:val="single" w:sz="4" w:space="0" w:color="auto"/>
-            </w:tcBorders>
-            <w:vAlign w:val="center"/>
-          </w:tcPr>
-          <w:p>
-            <w:pPr>
-              <w:spacing w:after="0" w:line="240" w:lineRule="auto"/>
-              <w:jc w:val="center"/>
-              <w:rPr>
-                <w:rFonts w:ascii="Tahoma" w:hAnsi="Tahoma" w:cs="Tahoma"/>
+                <w:rFonts w:cstheme="minorHAnsi"/>
+                <w:b/>
+              </w:rPr>
+            </w:pPr>
+          </w:p>
+        </w:tc>
+        <w:tc>
+          <w:tcPr>
+            <w:tcW w:w="4819" w:type="dxa"/>
+            <w:tcBorders>
+              <w:left w:val="single" w:sz="4" w:space="0" w:color="auto"/>
+              <w:bottom w:val="single" w:sz="4" w:space="0" w:color="auto"/>
+            </w:tcBorders>
+            <w:vAlign w:val="center"/>
+          </w:tcPr>
+          <w:p>
+            <w:pPr>
+              <w:spacing w:after="0" w:line="240" w:lineRule="auto"/>
+              <w:jc w:val="center"/>
+              <w:rPr>
+                <w:rFonts w:cstheme="minorHAnsi"/>
                 <w:b/>
               </w:rPr>
             </w:pPr>
             <w:r>
               <w:rPr>
-                <w:rFonts w:ascii="Tahoma" w:hAnsi="Tahoma" w:cs="Tahoma"/>
+                <w:rFonts w:cstheme="minorHAnsi"/>
                 <w:b/>
               </w:rPr>
               <w:t>SIGNBOARD</w:t>
@@ -167,7 +167,7 @@
               <w:spacing w:after="0" w:line="240" w:lineRule="auto"/>
               <w:jc w:val="center"/>
               <w:rPr>
-                <w:rFonts w:ascii="Tahoma" w:hAnsi="Tahoma" w:cs="Tahoma"/>
+                <w:rFonts w:cstheme="minorHAnsi"/>
                 <w:b/>
               </w:rPr>
             </w:pPr>
@@ -189,27 +189,27 @@
               <w:spacing w:after="0" w:line="240" w:lineRule="auto"/>
               <w:jc w:val="center"/>
               <w:rPr>
-                <w:rFonts w:ascii="Tahoma" w:hAnsi="Tahoma" w:cs="Tahoma"/>
-                <w:b/>
-              </w:rPr>
-            </w:pPr>
-          </w:p>
-        </w:tc>
-        <w:tc>
-          <w:tcPr>
-            <w:tcW w:w="4819" w:type="dxa"/>
-            <w:tcBorders>
-              <w:left w:val="single" w:sz="4" w:space="0" w:color="auto"/>
-              <w:bottom w:val="single" w:sz="4" w:space="0" w:color="auto"/>
-            </w:tcBorders>
-            <w:vAlign w:val="center"/>
-          </w:tcPr>
-          <w:p>
-            <w:pPr>
-              <w:spacing w:after="0" w:line="240" w:lineRule="auto"/>
-              <w:jc w:val="center"/>
-              <w:rPr>
-                <w:rFonts w:ascii="Tahoma" w:hAnsi="Tahoma" w:cs="Tahoma"/>
+                <w:rFonts w:cstheme="minorHAnsi"/>
+                <w:b/>
+              </w:rPr>
+            </w:pPr>
+          </w:p>
+        </w:tc>
+        <w:tc>
+          <w:tcPr>
+            <w:tcW w:w="4819" w:type="dxa"/>
+            <w:tcBorders>
+              <w:left w:val="single" w:sz="4" w:space="0" w:color="auto"/>
+              <w:bottom w:val="single" w:sz="4" w:space="0" w:color="auto"/>
+            </w:tcBorders>
+            <w:vAlign w:val="center"/>
+          </w:tcPr>
+          <w:p>
+            <w:pPr>
+              <w:spacing w:after="0" w:line="240" w:lineRule="auto"/>
+              <w:jc w:val="center"/>
+              <w:rPr>
+                <w:rFonts w:cstheme="minorHAnsi"/>
                 <w:b/>
               </w:rPr>
             </w:pPr>
@@ -232,7 +232,7 @@
               <w:spacing w:after="0" w:line="240" w:lineRule="auto"/>
               <w:jc w:val="center"/>
               <w:rPr>
-                <w:rFonts w:ascii="Tahoma" w:hAnsi="Tahoma" w:cs="Tahoma"/>
+                <w:rFonts w:cstheme="minorHAnsi"/>
                 <w:b/>
               </w:rPr>
             </w:pPr>
@@ -254,7 +254,7 @@
               <w:spacing w:after="0" w:line="240" w:lineRule="auto"/>
               <w:jc w:val="center"/>
               <w:rPr>
-                <w:rFonts w:ascii="Tahoma" w:hAnsi="Tahoma" w:cs="Tahoma"/>
+                <w:rFonts w:cstheme="minorHAnsi"/>
                 <w:b/>
               </w:rPr>
             </w:pPr>
@@ -275,7 +275,7 @@
               <w:spacing w:after="0" w:line="240" w:lineRule="auto"/>
               <w:jc w:val="center"/>
               <w:rPr>
-                <w:rFonts w:ascii="Tahoma" w:hAnsi="Tahoma" w:cs="Tahoma"/>
+                <w:rFonts w:cstheme="minorHAnsi"/>
                 <w:b/>
               </w:rPr>
             </w:pPr>
@@ -298,13 +298,13 @@
               <w:spacing w:after="0" w:line="240" w:lineRule="auto"/>
               <w:jc w:val="center"/>
               <w:rPr>
-                <w:rFonts w:ascii="Tahoma" w:hAnsi="Tahoma" w:cs="Tahoma"/>
+                <w:rFonts w:cstheme="minorHAnsi"/>
                 <w:b/>
               </w:rPr>
             </w:pPr>
             <w:r>
               <w:rPr>
-                <w:rFonts w:ascii="Tahoma" w:hAnsi="Tahoma" w:cs="Tahoma"/>
+                <w:rFonts w:cstheme="minorHAnsi"/>
                 <w:b/>
               </w:rPr>
               <w:t>SWITCHGEAR</w:t>
@@ -326,7 +326,7 @@
               <w:spacing w:after="0" w:line="240" w:lineRule="auto"/>
               <w:jc w:val="center"/>
               <w:rPr>
-                <w:rFonts w:ascii="Tahoma" w:hAnsi="Tahoma" w:cs="Tahoma"/>
+                <w:rFonts w:cstheme="minorHAnsi"/>
                 <w:b/>
               </w:rPr>
             </w:pPr>
@@ -347,20 +347,20 @@
               <w:spacing w:after="0" w:line="240" w:lineRule="auto"/>
               <w:jc w:val="center"/>
               <w:rPr>
-                <w:rFonts w:ascii="Tahoma" w:hAnsi="Tahoma" w:cs="Tahoma"/>
+                <w:rFonts w:cstheme="minorHAnsi"/>
                 <w:b/>
               </w:rPr>
             </w:pPr>
             <w:r>
               <w:rPr>
-                <w:rFonts w:ascii="Tahoma" w:hAnsi="Tahoma" w:cs="Tahoma"/>
+                <w:rFonts w:cstheme="minorHAnsi"/>
                 <w:b/>
               </w:rPr>
               <w:t xml:space="preserve">SWITCHGEAR </w:t>
             </w:r>
             <w:r>
               <w:rPr>
-                <w:rFonts w:ascii="Tahoma" w:hAnsi="Tahoma" w:cs="Tahoma"/>
+                <w:rFonts w:cstheme="minorHAnsi"/>
                 <w:b/>
               </w:rPr>
               <w:t>NAMEPLATE</w:t>
@@ -386,7 +386,7 @@
               <w:spacing w:after="0" w:line="240" w:lineRule="auto"/>
               <w:jc w:val="center"/>
               <w:rPr>
-                <w:rFonts w:ascii="Tahoma" w:hAnsi="Tahoma" w:cs="Tahoma"/>
+                <w:rFonts w:cstheme="minorHAnsi"/>
                 <w:b/>
               </w:rPr>
             </w:pPr>
@@ -408,27 +408,27 @@
               <w:spacing w:after="0" w:line="240" w:lineRule="auto"/>
               <w:jc w:val="center"/>
               <w:rPr>
-                <w:rFonts w:ascii="Tahoma" w:hAnsi="Tahoma" w:cs="Tahoma"/>
-                <w:b/>
-              </w:rPr>
-            </w:pPr>
-          </w:p>
-        </w:tc>
-        <w:tc>
-          <w:tcPr>
-            <w:tcW w:w="4819" w:type="dxa"/>
-            <w:tcBorders>
-              <w:left w:val="single" w:sz="4" w:space="0" w:color="auto"/>
-              <w:bottom w:val="single" w:sz="4" w:space="0" w:color="auto"/>
-            </w:tcBorders>
-            <w:vAlign w:val="center"/>
-          </w:tcPr>
-          <w:p>
-            <w:pPr>
-              <w:spacing w:after="0" w:line="240" w:lineRule="auto"/>
-              <w:jc w:val="center"/>
-              <w:rPr>
-                <w:rFonts w:ascii="Tahoma" w:hAnsi="Tahoma" w:cs="Tahoma"/>
+                <w:rFonts w:cstheme="minorHAnsi"/>
+                <w:b/>
+              </w:rPr>
+            </w:pPr>
+          </w:p>
+        </w:tc>
+        <w:tc>
+          <w:tcPr>
+            <w:tcW w:w="4819" w:type="dxa"/>
+            <w:tcBorders>
+              <w:left w:val="single" w:sz="4" w:space="0" w:color="auto"/>
+              <w:bottom w:val="single" w:sz="4" w:space="0" w:color="auto"/>
+            </w:tcBorders>
+            <w:vAlign w:val="center"/>
+          </w:tcPr>
+          <w:p>
+            <w:pPr>
+              <w:spacing w:after="0" w:line="240" w:lineRule="auto"/>
+              <w:jc w:val="center"/>
+              <w:rPr>
+                <w:rFonts w:cstheme="minorHAnsi"/>
                 <w:b/>
               </w:rPr>
             </w:pPr>
@@ -451,7 +451,7 @@
               <w:spacing w:after="0" w:line="240" w:lineRule="auto"/>
               <w:jc w:val="center"/>
               <w:rPr>
-                <w:rFonts w:ascii="Tahoma" w:hAnsi="Tahoma" w:cs="Tahoma"/>
+                <w:rFonts w:cstheme="minorHAnsi"/>
                 <w:b/>
               </w:rPr>
             </w:pPr>
@@ -472,7 +472,7 @@
               <w:spacing w:after="0" w:line="240" w:lineRule="auto"/>
               <w:jc w:val="center"/>
               <w:rPr>
-                <w:rFonts w:ascii="Tahoma" w:hAnsi="Tahoma" w:cs="Tahoma"/>
+                <w:rFonts w:cstheme="minorHAnsi"/>
                 <w:b/>
                 <w:u w:val="single"/>
               </w:rPr>
@@ -494,7 +494,7 @@
               <w:spacing w:after="0" w:line="240" w:lineRule="auto"/>
               <w:jc w:val="center"/>
               <w:rPr>
-                <w:rFonts w:ascii="Tahoma" w:hAnsi="Tahoma" w:cs="Tahoma"/>
+                <w:rFonts w:cstheme="minorHAnsi"/>
                 <w:b/>
               </w:rPr>
             </w:pPr>
@@ -517,20 +517,20 @@
               <w:spacing w:after="0" w:line="240" w:lineRule="auto"/>
               <w:jc w:val="center"/>
               <w:rPr>
-                <w:rFonts w:ascii="Tahoma" w:hAnsi="Tahoma" w:cs="Tahoma"/>
+                <w:rFonts w:cstheme="minorHAnsi"/>
                 <w:b/>
               </w:rPr>
             </w:pPr>
             <w:r>
               <w:rPr>
-                <w:rFonts w:ascii="Tahoma" w:hAnsi="Tahoma" w:cs="Tahoma"/>
+                <w:rFonts w:cstheme="minorHAnsi"/>
                 <w:b/>
               </w:rPr>
               <w:t>TRANSFORMER</w:t>
             </w:r>
             <w:r>
               <w:rPr>
-                <w:rFonts w:ascii="Tahoma" w:hAnsi="Tahoma" w:cs="Tahoma"/>
+                <w:rFonts w:cstheme="minorHAnsi"/>
                 <w:b/>
               </w:rPr>
               <w:t xml:space="preserve"> 1 </w:t>
@@ -552,7 +552,7 @@
               <w:spacing w:after="0" w:line="240" w:lineRule="auto"/>
               <w:jc w:val="center"/>
               <w:rPr>
-                <w:rFonts w:ascii="Tahoma" w:hAnsi="Tahoma" w:cs="Tahoma"/>
+                <w:rFonts w:cstheme="minorHAnsi"/>
                 <w:b/>
                 <w:u w:val="single"/>
               </w:rPr>
@@ -574,27 +574,27 @@
               <w:spacing w:after="0" w:line="240" w:lineRule="auto"/>
               <w:jc w:val="center"/>
               <w:rPr>
-                <w:rFonts w:ascii="Tahoma" w:hAnsi="Tahoma" w:cs="Tahoma"/>
+                <w:rFonts w:cstheme="minorHAnsi"/>
                 <w:b/>
               </w:rPr>
             </w:pPr>
             <w:r>
               <w:rPr>
-                <w:rFonts w:ascii="Tahoma" w:hAnsi="Tahoma" w:cs="Tahoma"/>
+                <w:rFonts w:cstheme="minorHAnsi"/>
                 <w:b/>
               </w:rPr>
               <w:t>TRANSFORMER</w:t>
             </w:r>
             <w:r>
               <w:rPr>
-                <w:rFonts w:ascii="Tahoma" w:hAnsi="Tahoma" w:cs="Tahoma"/>
+                <w:rFonts w:cstheme="minorHAnsi"/>
                 <w:b/>
               </w:rPr>
               <w:t xml:space="preserve"> 1</w:t>
             </w:r>
             <w:r>
               <w:rPr>
-                <w:rFonts w:ascii="Tahoma" w:hAnsi="Tahoma" w:cs="Tahoma"/>
+                <w:rFonts w:cstheme="minorHAnsi"/>
                 <w:b/>
               </w:rPr>
               <w:t xml:space="preserve"> NAMEPLATE</w:t>
@@ -619,7 +619,7 @@
               <w:spacing w:after="0" w:line="240" w:lineRule="auto"/>
               <w:jc w:val="center"/>
               <w:rPr>
-                <w:rFonts w:ascii="Tahoma" w:hAnsi="Tahoma" w:cs="Tahoma"/>
+                <w:rFonts w:cstheme="minorHAnsi"/>
                 <w:b/>
               </w:rPr>
             </w:pPr>
@@ -641,7 +641,7 @@
               <w:spacing w:after="0" w:line="240" w:lineRule="auto"/>
               <w:jc w:val="center"/>
               <w:rPr>
-                <w:rFonts w:ascii="Tahoma" w:hAnsi="Tahoma" w:cs="Tahoma"/>
+                <w:rFonts w:cstheme="minorHAnsi"/>
                 <w:b/>
                 <w:u w:val="single"/>
               </w:rPr>
@@ -661,7 +661,7 @@
               <w:spacing w:after="0" w:line="240" w:lineRule="auto"/>
               <w:jc w:val="center"/>
               <w:rPr>
-                <w:rFonts w:ascii="Tahoma" w:hAnsi="Tahoma" w:cs="Tahoma"/>
+                <w:rFonts w:cstheme="minorHAnsi"/>
                 <w:b/>
               </w:rPr>
             </w:pPr>
@@ -670,7 +670,15 @@
       </w:tr>
     </w:tbl>
     <w:p>
+      <w:pPr>
+        <w:rPr>
+          <w:rFonts w:cstheme="minorHAnsi"/>
+        </w:rPr>
+      </w:pPr>
       <w:r>
+        <w:rPr>
+          <w:rFonts w:cstheme="minorHAnsi"/>
+        </w:rPr>
         <w:br w:type="page"/>
       </w:r>
     </w:p>
@@ -679,7 +687,7 @@
         <w:spacing w:after="0"/>
         <w:jc w:val="center"/>
         <w:rPr>
-          <w:rFonts w:ascii="Tahoma" w:hAnsi="Tahoma" w:cs="Tahoma"/>
+          <w:rFonts w:cstheme="minorHAnsi"/>
           <w:b/>
           <w:sz w:val="32"/>
           <w:szCs w:val="32"/>
@@ -688,7 +696,7 @@
       </w:pPr>
       <w:r>
         <w:rPr>
-          <w:rFonts w:ascii="Tahoma" w:hAnsi="Tahoma" w:cs="Tahoma"/>
+          <w:rFonts w:cstheme="minorHAnsi"/>
           <w:b/>
           <w:sz w:val="32"/>
           <w:szCs w:val="32"/>
@@ -699,7 +707,7 @@
       </w:r>
       <w:r>
         <w:rPr>
-          <w:rFonts w:ascii="Tahoma" w:hAnsi="Tahoma" w:cs="Tahoma"/>
+          <w:rFonts w:cstheme="minorHAnsi"/>
           <w:b/>
           <w:sz w:val="32"/>
           <w:szCs w:val="32"/>
@@ -712,7 +720,7 @@
       <w:pPr>
         <w:spacing w:after="0"/>
         <w:rPr>
-          <w:rFonts w:ascii="Tahoma" w:hAnsi="Tahoma" w:cs="Tahoma"/>
+          <w:rFonts w:cstheme="minorHAnsi"/>
           <w:b/>
           <w:u w:val="single"/>
         </w:rPr>
@@ -753,13 +761,13 @@
               <w:spacing w:after="0" w:line="240" w:lineRule="auto"/>
               <w:jc w:val="center"/>
               <w:rPr>
-                <w:rFonts w:ascii="Tahoma" w:hAnsi="Tahoma" w:cs="Tahoma"/>
+                <w:rFonts w:cstheme="minorHAnsi"/>
                 <w:b/>
               </w:rPr>
             </w:pPr>
             <w:r>
               <w:rPr>
-                <w:rFonts w:ascii="Tahoma" w:hAnsi="Tahoma" w:cs="Tahoma"/>
+                <w:rFonts w:cstheme="minorHAnsi"/>
                 <w:b/>
               </w:rPr>
               <w:t>TRANSFORMER 2</w:t>
@@ -781,33 +789,33 @@
               <w:spacing w:after="0" w:line="240" w:lineRule="auto"/>
               <w:jc w:val="center"/>
               <w:rPr>
-                <w:rFonts w:ascii="Tahoma" w:hAnsi="Tahoma" w:cs="Tahoma"/>
-                <w:b/>
-              </w:rPr>
-            </w:pPr>
-          </w:p>
-        </w:tc>
-        <w:tc>
-          <w:tcPr>
-            <w:tcW w:w="4819" w:type="dxa"/>
-            <w:tcBorders>
-              <w:left w:val="single" w:sz="4" w:space="0" w:color="auto"/>
-              <w:bottom w:val="single" w:sz="4" w:space="0" w:color="auto"/>
-            </w:tcBorders>
-            <w:vAlign w:val="center"/>
-          </w:tcPr>
-          <w:p>
-            <w:pPr>
-              <w:spacing w:after="0" w:line="240" w:lineRule="auto"/>
-              <w:jc w:val="center"/>
-              <w:rPr>
-                <w:rFonts w:ascii="Tahoma" w:hAnsi="Tahoma" w:cs="Tahoma"/>
+                <w:rFonts w:cstheme="minorHAnsi"/>
+                <w:b/>
+              </w:rPr>
+            </w:pPr>
+          </w:p>
+        </w:tc>
+        <w:tc>
+          <w:tcPr>
+            <w:tcW w:w="4819" w:type="dxa"/>
+            <w:tcBorders>
+              <w:left w:val="single" w:sz="4" w:space="0" w:color="auto"/>
+              <w:bottom w:val="single" w:sz="4" w:space="0" w:color="auto"/>
+            </w:tcBorders>
+            <w:vAlign w:val="center"/>
+          </w:tcPr>
+          <w:p>
+            <w:pPr>
+              <w:spacing w:after="0" w:line="240" w:lineRule="auto"/>
+              <w:jc w:val="center"/>
+              <w:rPr>
+                <w:rFonts w:cstheme="minorHAnsi"/>
                 <w:b/>
               </w:rPr>
             </w:pPr>
             <w:r>
               <w:rPr>
-                <w:rFonts w:ascii="Tahoma" w:hAnsi="Tahoma" w:cs="Tahoma"/>
+                <w:rFonts w:cstheme="minorHAnsi"/>
                 <w:b/>
               </w:rPr>
               <w:t>TRANSFORMER 2 NAMEPLATE</w:t>
@@ -833,7 +841,7 @@
               <w:spacing w:after="0" w:line="240" w:lineRule="auto"/>
               <w:jc w:val="center"/>
               <w:rPr>
-                <w:rFonts w:ascii="Tahoma" w:hAnsi="Tahoma" w:cs="Tahoma"/>
+                <w:rFonts w:cstheme="minorHAnsi"/>
                 <w:b/>
               </w:rPr>
             </w:pPr>
@@ -855,27 +863,27 @@
               <w:spacing w:after="0" w:line="240" w:lineRule="auto"/>
               <w:jc w:val="center"/>
               <w:rPr>
-                <w:rFonts w:ascii="Tahoma" w:hAnsi="Tahoma" w:cs="Tahoma"/>
-                <w:b/>
-              </w:rPr>
-            </w:pPr>
-          </w:p>
-        </w:tc>
-        <w:tc>
-          <w:tcPr>
-            <w:tcW w:w="4819" w:type="dxa"/>
-            <w:tcBorders>
-              <w:left w:val="single" w:sz="4" w:space="0" w:color="auto"/>
-              <w:bottom w:val="single" w:sz="4" w:space="0" w:color="auto"/>
-            </w:tcBorders>
-            <w:vAlign w:val="center"/>
-          </w:tcPr>
-          <w:p>
-            <w:pPr>
-              <w:spacing w:after="0" w:line="240" w:lineRule="auto"/>
-              <w:jc w:val="center"/>
-              <w:rPr>
-                <w:rFonts w:ascii="Tahoma" w:hAnsi="Tahoma" w:cs="Tahoma"/>
+                <w:rFonts w:cstheme="minorHAnsi"/>
+                <w:b/>
+              </w:rPr>
+            </w:pPr>
+          </w:p>
+        </w:tc>
+        <w:tc>
+          <w:tcPr>
+            <w:tcW w:w="4819" w:type="dxa"/>
+            <w:tcBorders>
+              <w:left w:val="single" w:sz="4" w:space="0" w:color="auto"/>
+              <w:bottom w:val="single" w:sz="4" w:space="0" w:color="auto"/>
+            </w:tcBorders>
+            <w:vAlign w:val="center"/>
+          </w:tcPr>
+          <w:p>
+            <w:pPr>
+              <w:spacing w:after="0" w:line="240" w:lineRule="auto"/>
+              <w:jc w:val="center"/>
+              <w:rPr>
+                <w:rFonts w:cstheme="minorHAnsi"/>
                 <w:b/>
               </w:rPr>
             </w:pPr>
@@ -898,7 +906,7 @@
               <w:spacing w:after="0" w:line="240" w:lineRule="auto"/>
               <w:jc w:val="center"/>
               <w:rPr>
-                <w:rFonts w:ascii="Tahoma" w:hAnsi="Tahoma" w:cs="Tahoma"/>
+                <w:rFonts w:cstheme="minorHAnsi"/>
                 <w:b/>
               </w:rPr>
             </w:pPr>
@@ -920,7 +928,7 @@
               <w:spacing w:after="0" w:line="240" w:lineRule="auto"/>
               <w:jc w:val="center"/>
               <w:rPr>
-                <w:rFonts w:ascii="Tahoma" w:hAnsi="Tahoma" w:cs="Tahoma"/>
+                <w:rFonts w:cstheme="minorHAnsi"/>
                 <w:b/>
               </w:rPr>
             </w:pPr>
@@ -941,7 +949,7 @@
               <w:spacing w:after="0" w:line="240" w:lineRule="auto"/>
               <w:jc w:val="center"/>
               <w:rPr>
-                <w:rFonts w:ascii="Tahoma" w:hAnsi="Tahoma" w:cs="Tahoma"/>
+                <w:rFonts w:cstheme="minorHAnsi"/>
                 <w:b/>
               </w:rPr>
             </w:pPr>
@@ -964,21 +972,21 @@
               <w:spacing w:after="0" w:line="240" w:lineRule="auto"/>
               <w:jc w:val="center"/>
               <w:rPr>
-                <w:rFonts w:ascii="Tahoma" w:hAnsi="Tahoma" w:cs="Tahoma"/>
+                <w:rFonts w:cstheme="minorHAnsi"/>
                 <w:b/>
               </w:rPr>
             </w:pPr>
             <w:bookmarkStart w:id="0" w:name="_Hlk156929591"/>
             <w:r>
               <w:rPr>
-                <w:rFonts w:ascii="Tahoma" w:hAnsi="Tahoma" w:cs="Tahoma"/>
+                <w:rFonts w:cstheme="minorHAnsi"/>
                 <w:b/>
               </w:rPr>
               <w:t>LVDB</w:t>
             </w:r>
             <w:r>
               <w:rPr>
-                <w:rFonts w:ascii="Tahoma" w:hAnsi="Tahoma" w:cs="Tahoma"/>
+                <w:rFonts w:cstheme="minorHAnsi"/>
                 <w:b/>
               </w:rPr>
               <w:t xml:space="preserve"> TX1</w:t>
@@ -1000,7 +1008,7 @@
               <w:spacing w:after="0" w:line="240" w:lineRule="auto"/>
               <w:jc w:val="center"/>
               <w:rPr>
-                <w:rFonts w:ascii="Tahoma" w:hAnsi="Tahoma" w:cs="Tahoma"/>
+                <w:rFonts w:cstheme="minorHAnsi"/>
                 <w:b/>
               </w:rPr>
             </w:pPr>
@@ -1022,20 +1030,20 @@
               <w:spacing w:after="0" w:line="240" w:lineRule="auto"/>
               <w:jc w:val="center"/>
               <w:rPr>
-                <w:rFonts w:ascii="Tahoma" w:hAnsi="Tahoma" w:cs="Tahoma"/>
+                <w:rFonts w:cstheme="minorHAnsi"/>
                 <w:b/>
               </w:rPr>
             </w:pPr>
             <w:r>
               <w:rPr>
-                <w:rFonts w:ascii="Tahoma" w:hAnsi="Tahoma" w:cs="Tahoma"/>
+                <w:rFonts w:cstheme="minorHAnsi"/>
                 <w:b/>
               </w:rPr>
               <w:t>LVDB</w:t>
             </w:r>
             <w:r>
               <w:rPr>
-                <w:rFonts w:ascii="Tahoma" w:hAnsi="Tahoma" w:cs="Tahoma"/>
+                <w:rFonts w:cstheme="minorHAnsi"/>
                 <w:b/>
               </w:rPr>
               <w:t xml:space="preserve"> TX1 NAMEPLATE</w:t>
@@ -1061,7 +1069,7 @@
               <w:spacing w:after="0" w:line="240" w:lineRule="auto"/>
               <w:jc w:val="center"/>
               <w:rPr>
-                <w:rFonts w:ascii="Tahoma" w:hAnsi="Tahoma" w:cs="Tahoma"/>
+                <w:rFonts w:cstheme="minorHAnsi"/>
                 <w:b/>
               </w:rPr>
             </w:pPr>
@@ -1083,7 +1091,7 @@
               <w:spacing w:after="0" w:line="240" w:lineRule="auto"/>
               <w:jc w:val="center"/>
               <w:rPr>
-                <w:rFonts w:ascii="Tahoma" w:hAnsi="Tahoma" w:cs="Tahoma"/>
+                <w:rFonts w:cstheme="minorHAnsi"/>
                 <w:b/>
               </w:rPr>
             </w:pPr>
@@ -1105,7 +1113,7 @@
               <w:spacing w:after="0" w:line="240" w:lineRule="auto"/>
               <w:jc w:val="center"/>
               <w:rPr>
-                <w:rFonts w:ascii="Tahoma" w:hAnsi="Tahoma" w:cs="Tahoma"/>
+                <w:rFonts w:cstheme="minorHAnsi"/>
                 <w:b/>
               </w:rPr>
             </w:pPr>
@@ -1129,7 +1137,7 @@
               <w:spacing w:after="0" w:line="240" w:lineRule="auto"/>
               <w:jc w:val="center"/>
               <w:rPr>
-                <w:rFonts w:ascii="Tahoma" w:hAnsi="Tahoma" w:cs="Tahoma"/>
+                <w:rFonts w:cstheme="minorHAnsi"/>
                 <w:b/>
               </w:rPr>
             </w:pPr>
@@ -1150,7 +1158,7 @@
               <w:spacing w:after="0" w:line="240" w:lineRule="auto"/>
               <w:jc w:val="center"/>
               <w:rPr>
-                <w:rFonts w:ascii="Tahoma" w:hAnsi="Tahoma" w:cs="Tahoma"/>
+                <w:rFonts w:cstheme="minorHAnsi"/>
                 <w:b/>
                 <w:u w:val="single"/>
               </w:rPr>
@@ -1172,7 +1180,7 @@
               <w:spacing w:after="0" w:line="240" w:lineRule="auto"/>
               <w:jc w:val="center"/>
               <w:rPr>
-                <w:rFonts w:ascii="Tahoma" w:hAnsi="Tahoma" w:cs="Tahoma"/>
+                <w:rFonts w:cstheme="minorHAnsi"/>
                 <w:b/>
               </w:rPr>
             </w:pPr>
@@ -1196,13 +1204,13 @@
               <w:spacing w:after="0" w:line="240" w:lineRule="auto"/>
               <w:jc w:val="center"/>
               <w:rPr>
-                <w:rFonts w:ascii="Tahoma" w:hAnsi="Tahoma" w:cs="Tahoma"/>
+                <w:rFonts w:cstheme="minorHAnsi"/>
                 <w:b/>
               </w:rPr>
             </w:pPr>
             <w:r>
               <w:rPr>
-                <w:rFonts w:ascii="Tahoma" w:hAnsi="Tahoma" w:cs="Tahoma"/>
+                <w:rFonts w:cstheme="minorHAnsi"/>
                 <w:b/>
               </w:rPr>
               <w:t>EFI</w:t>
@@ -1224,7 +1232,7 @@
               <w:spacing w:after="0" w:line="240" w:lineRule="auto"/>
               <w:jc w:val="center"/>
               <w:rPr>
-                <w:rFonts w:ascii="Tahoma" w:hAnsi="Tahoma" w:cs="Tahoma"/>
+                <w:rFonts w:cstheme="minorHAnsi"/>
                 <w:b/>
                 <w:u w:val="single"/>
               </w:rPr>
@@ -1247,13 +1255,13 @@
               <w:spacing w:after="0" w:line="240" w:lineRule="auto"/>
               <w:jc w:val="center"/>
               <w:rPr>
-                <w:rFonts w:ascii="Tahoma" w:hAnsi="Tahoma" w:cs="Tahoma"/>
+                <w:rFonts w:cstheme="minorHAnsi"/>
                 <w:b/>
               </w:rPr>
             </w:pPr>
             <w:r>
               <w:rPr>
-                <w:rFonts w:ascii="Tahoma" w:hAnsi="Tahoma" w:cs="Tahoma"/>
+                <w:rFonts w:cstheme="minorHAnsi"/>
                 <w:b/>
               </w:rPr>
               <w:t>SF6 INDICATOR</w:t>
@@ -1281,7 +1289,7 @@
               <w:spacing w:after="0" w:line="240" w:lineRule="auto"/>
               <w:jc w:val="center"/>
               <w:rPr>
-                <w:rFonts w:ascii="Tahoma" w:hAnsi="Tahoma" w:cs="Tahoma"/>
+                <w:rFonts w:cstheme="minorHAnsi"/>
                 <w:b/>
               </w:rPr>
             </w:pPr>
@@ -1303,7 +1311,7 @@
               <w:spacing w:after="0" w:line="240" w:lineRule="auto"/>
               <w:jc w:val="center"/>
               <w:rPr>
-                <w:rFonts w:ascii="Tahoma" w:hAnsi="Tahoma" w:cs="Tahoma"/>
+                <w:rFonts w:cstheme="minorHAnsi"/>
                 <w:b/>
                 <w:u w:val="single"/>
               </w:rPr>
@@ -1326,7 +1334,7 @@
               <w:spacing w:after="0" w:line="240" w:lineRule="auto"/>
               <w:jc w:val="center"/>
               <w:rPr>
-                <w:rFonts w:ascii="Tahoma" w:hAnsi="Tahoma" w:cs="Tahoma"/>
+                <w:rFonts w:cstheme="minorHAnsi"/>
                 <w:b/>
               </w:rPr>
             </w:pPr>
@@ -1339,7 +1347,7 @@
         <w:spacing w:after="0"/>
         <w:jc w:val="center"/>
         <w:rPr>
-          <w:rFonts w:ascii="Tahoma" w:hAnsi="Tahoma" w:cs="Tahoma"/>
+          <w:rFonts w:cstheme="minorHAnsi"/>
           <w:b/>
           <w:sz w:val="32"/>
           <w:szCs w:val="32"/>
@@ -1347,11 +1355,14 @@
         </w:rPr>
       </w:pPr>
       <w:r>
+        <w:rPr>
+          <w:rFonts w:cstheme="minorHAnsi"/>
+        </w:rPr>
         <w:br w:type="page"/>
       </w:r>
       <w:r>
         <w:rPr>
-          <w:rFonts w:ascii="Tahoma" w:hAnsi="Tahoma" w:cs="Tahoma"/>
+          <w:rFonts w:cstheme="minorHAnsi"/>
           <w:b/>
           <w:sz w:val="32"/>
           <w:szCs w:val="32"/>
@@ -1365,7 +1376,7 @@
       <w:pPr>
         <w:spacing w:after="0"/>
         <w:rPr>
-          <w:rFonts w:ascii="Tahoma" w:hAnsi="Tahoma" w:cs="Tahoma"/>
+          <w:rFonts w:cstheme="minorHAnsi"/>
           <w:b/>
           <w:u w:val="single"/>
         </w:rPr>
@@ -1406,20 +1417,20 @@
               <w:spacing w:after="0" w:line="240" w:lineRule="auto"/>
               <w:jc w:val="center"/>
               <w:rPr>
-                <w:rFonts w:ascii="Tahoma" w:hAnsi="Tahoma" w:cs="Tahoma"/>
+                <w:rFonts w:cstheme="minorHAnsi"/>
                 <w:b/>
               </w:rPr>
             </w:pPr>
             <w:r>
               <w:rPr>
-                <w:rFonts w:ascii="Tahoma" w:hAnsi="Tahoma" w:cs="Tahoma"/>
+                <w:rFonts w:cstheme="minorHAnsi"/>
                 <w:b/>
               </w:rPr>
               <w:t>BATTERY</w:t>
             </w:r>
             <w:r>
               <w:rPr>
-                <w:rFonts w:ascii="Tahoma" w:hAnsi="Tahoma" w:cs="Tahoma"/>
+                <w:rFonts w:cstheme="minorHAnsi"/>
                 <w:b/>
               </w:rPr>
               <w:t xml:space="preserve"> CHARGER</w:t>
@@ -1441,47 +1452,47 @@
               <w:spacing w:after="0" w:line="240" w:lineRule="auto"/>
               <w:jc w:val="center"/>
               <w:rPr>
-                <w:rFonts w:ascii="Tahoma" w:hAnsi="Tahoma" w:cs="Tahoma"/>
-                <w:b/>
-              </w:rPr>
-            </w:pPr>
-          </w:p>
-        </w:tc>
-        <w:tc>
-          <w:tcPr>
-            <w:tcW w:w="4819" w:type="dxa"/>
-            <w:tcBorders>
-              <w:left w:val="single" w:sz="4" w:space="0" w:color="auto"/>
-              <w:bottom w:val="single" w:sz="4" w:space="0" w:color="auto"/>
-            </w:tcBorders>
-            <w:vAlign w:val="center"/>
-          </w:tcPr>
-          <w:p>
-            <w:pPr>
-              <w:spacing w:after="0" w:line="240" w:lineRule="auto"/>
-              <w:jc w:val="center"/>
-              <w:rPr>
-                <w:rFonts w:ascii="Tahoma" w:hAnsi="Tahoma" w:cs="Tahoma"/>
+                <w:rFonts w:cstheme="minorHAnsi"/>
+                <w:b/>
+              </w:rPr>
+            </w:pPr>
+          </w:p>
+        </w:tc>
+        <w:tc>
+          <w:tcPr>
+            <w:tcW w:w="4819" w:type="dxa"/>
+            <w:tcBorders>
+              <w:left w:val="single" w:sz="4" w:space="0" w:color="auto"/>
+              <w:bottom w:val="single" w:sz="4" w:space="0" w:color="auto"/>
+            </w:tcBorders>
+            <w:vAlign w:val="center"/>
+          </w:tcPr>
+          <w:p>
+            <w:pPr>
+              <w:spacing w:after="0" w:line="240" w:lineRule="auto"/>
+              <w:jc w:val="center"/>
+              <w:rPr>
+                <w:rFonts w:cstheme="minorHAnsi"/>
                 <w:b/>
               </w:rPr>
             </w:pPr>
             <w:r>
               <w:rPr>
-                <w:rFonts w:ascii="Tahoma" w:hAnsi="Tahoma" w:cs="Tahoma"/>
+                <w:rFonts w:cstheme="minorHAnsi"/>
                 <w:b/>
               </w:rPr>
               <w:t xml:space="preserve">BATTERY </w:t>
             </w:r>
             <w:r>
               <w:rPr>
-                <w:rFonts w:ascii="Tahoma" w:hAnsi="Tahoma" w:cs="Tahoma"/>
+                <w:rFonts w:cstheme="minorHAnsi"/>
                 <w:b/>
               </w:rPr>
               <w:t xml:space="preserve">CHARGER </w:t>
             </w:r>
             <w:r>
               <w:rPr>
-                <w:rFonts w:ascii="Tahoma" w:hAnsi="Tahoma" w:cs="Tahoma"/>
+                <w:rFonts w:cstheme="minorHAnsi"/>
                 <w:b/>
               </w:rPr>
               <w:t>NAMEPLATE</w:t>
@@ -1507,7 +1518,7 @@
               <w:spacing w:after="0" w:line="240" w:lineRule="auto"/>
               <w:jc w:val="center"/>
               <w:rPr>
-                <w:rFonts w:ascii="Tahoma" w:hAnsi="Tahoma" w:cs="Tahoma"/>
+                <w:rFonts w:cstheme="minorHAnsi"/>
                 <w:b/>
               </w:rPr>
             </w:pPr>
@@ -1529,27 +1540,27 @@
               <w:spacing w:after="0" w:line="240" w:lineRule="auto"/>
               <w:jc w:val="center"/>
               <w:rPr>
-                <w:rFonts w:ascii="Tahoma" w:hAnsi="Tahoma" w:cs="Tahoma"/>
-                <w:b/>
-              </w:rPr>
-            </w:pPr>
-          </w:p>
-        </w:tc>
-        <w:tc>
-          <w:tcPr>
-            <w:tcW w:w="4819" w:type="dxa"/>
-            <w:tcBorders>
-              <w:left w:val="single" w:sz="4" w:space="0" w:color="auto"/>
-              <w:bottom w:val="single" w:sz="4" w:space="0" w:color="auto"/>
-            </w:tcBorders>
-            <w:vAlign w:val="center"/>
-          </w:tcPr>
-          <w:p>
-            <w:pPr>
-              <w:spacing w:after="0" w:line="240" w:lineRule="auto"/>
-              <w:jc w:val="center"/>
-              <w:rPr>
-                <w:rFonts w:ascii="Tahoma" w:hAnsi="Tahoma" w:cs="Tahoma"/>
+                <w:rFonts w:cstheme="minorHAnsi"/>
+                <w:b/>
+              </w:rPr>
+            </w:pPr>
+          </w:p>
+        </w:tc>
+        <w:tc>
+          <w:tcPr>
+            <w:tcW w:w="4819" w:type="dxa"/>
+            <w:tcBorders>
+              <w:left w:val="single" w:sz="4" w:space="0" w:color="auto"/>
+              <w:bottom w:val="single" w:sz="4" w:space="0" w:color="auto"/>
+            </w:tcBorders>
+            <w:vAlign w:val="center"/>
+          </w:tcPr>
+          <w:p>
+            <w:pPr>
+              <w:spacing w:after="0" w:line="240" w:lineRule="auto"/>
+              <w:jc w:val="center"/>
+              <w:rPr>
+                <w:rFonts w:cstheme="minorHAnsi"/>
                 <w:b/>
               </w:rPr>
             </w:pPr>
@@ -1571,7 +1582,7 @@
               <w:spacing w:after="0" w:line="240" w:lineRule="auto"/>
               <w:jc w:val="center"/>
               <w:rPr>
-                <w:rFonts w:ascii="Tahoma" w:hAnsi="Tahoma" w:cs="Tahoma"/>
+                <w:rFonts w:cstheme="minorHAnsi"/>
                 <w:b/>
               </w:rPr>
             </w:pPr>
@@ -1592,7 +1603,7 @@
               <w:spacing w:after="0" w:line="240" w:lineRule="auto"/>
               <w:jc w:val="center"/>
               <w:rPr>
-                <w:rFonts w:ascii="Tahoma" w:hAnsi="Tahoma" w:cs="Tahoma"/>
+                <w:rFonts w:cstheme="minorHAnsi"/>
                 <w:b/>
               </w:rPr>
             </w:pPr>
@@ -1612,7 +1623,7 @@
               <w:spacing w:after="0" w:line="240" w:lineRule="auto"/>
               <w:jc w:val="center"/>
               <w:rPr>
-                <w:rFonts w:ascii="Tahoma" w:hAnsi="Tahoma" w:cs="Tahoma"/>
+                <w:rFonts w:cstheme="minorHAnsi"/>
                 <w:b/>
               </w:rPr>
             </w:pPr>
@@ -1635,20 +1646,20 @@
               <w:spacing w:after="0" w:line="240" w:lineRule="auto"/>
               <w:jc w:val="center"/>
               <w:rPr>
-                <w:rFonts w:ascii="Tahoma" w:hAnsi="Tahoma" w:cs="Tahoma"/>
+                <w:rFonts w:cstheme="minorHAnsi"/>
                 <w:b/>
               </w:rPr>
             </w:pPr>
             <w:r>
               <w:rPr>
-                <w:rFonts w:ascii="Tahoma" w:hAnsi="Tahoma" w:cs="Tahoma"/>
+                <w:rFonts w:cstheme="minorHAnsi"/>
                 <w:b/>
               </w:rPr>
               <w:t xml:space="preserve">FIRE EXTINGUISHER </w:t>
             </w:r>
             <w:r>
               <w:rPr>
-                <w:rFonts w:ascii="Tahoma" w:hAnsi="Tahoma" w:cs="Tahoma"/>
+                <w:rFonts w:cstheme="minorHAnsi"/>
                 <w:b/>
               </w:rPr>
               <w:br/>
@@ -1671,7 +1682,7 @@
               <w:spacing w:after="0" w:line="240" w:lineRule="auto"/>
               <w:jc w:val="center"/>
               <w:rPr>
-                <w:rFonts w:ascii="Tahoma" w:hAnsi="Tahoma" w:cs="Tahoma"/>
+                <w:rFonts w:cstheme="minorHAnsi"/>
                 <w:b/>
               </w:rPr>
             </w:pPr>
@@ -1693,13 +1704,13 @@
               <w:spacing w:after="0" w:line="240" w:lineRule="auto"/>
               <w:jc w:val="center"/>
               <w:rPr>
-                <w:rFonts w:ascii="Tahoma" w:hAnsi="Tahoma" w:cs="Tahoma"/>
+                <w:rFonts w:cstheme="minorHAnsi"/>
                 <w:b/>
               </w:rPr>
             </w:pPr>
             <w:r>
               <w:rPr>
-                <w:rFonts w:ascii="Tahoma" w:hAnsi="Tahoma" w:cs="Tahoma"/>
+                <w:rFonts w:cstheme="minorHAnsi"/>
                 <w:b/>
               </w:rPr>
               <w:t>FIRE EXTINGUISHER EXPIRY DATE</w:t>
@@ -1725,7 +1736,7 @@
               <w:spacing w:after="0" w:line="240" w:lineRule="auto"/>
               <w:jc w:val="center"/>
               <w:rPr>
-                <w:rFonts w:ascii="Tahoma" w:hAnsi="Tahoma" w:cs="Tahoma"/>
+                <w:rFonts w:cstheme="minorHAnsi"/>
                 <w:b/>
               </w:rPr>
             </w:pPr>
@@ -1747,7 +1758,7 @@
               <w:spacing w:after="0" w:line="240" w:lineRule="auto"/>
               <w:jc w:val="center"/>
               <w:rPr>
-                <w:rFonts w:ascii="Tahoma" w:hAnsi="Tahoma" w:cs="Tahoma"/>
+                <w:rFonts w:cstheme="minorHAnsi"/>
                 <w:b/>
               </w:rPr>
             </w:pPr>
@@ -1769,7 +1780,7 @@
               <w:spacing w:after="0" w:line="240" w:lineRule="auto"/>
               <w:jc w:val="center"/>
               <w:rPr>
-                <w:rFonts w:ascii="Tahoma" w:hAnsi="Tahoma" w:cs="Tahoma"/>
+                <w:rFonts w:cstheme="minorHAnsi"/>
                 <w:b/>
               </w:rPr>
             </w:pPr>
@@ -1792,7 +1803,7 @@
               <w:spacing w:after="0" w:line="240" w:lineRule="auto"/>
               <w:jc w:val="center"/>
               <w:rPr>
-                <w:rFonts w:ascii="Tahoma" w:hAnsi="Tahoma" w:cs="Tahoma"/>
+                <w:rFonts w:cstheme="minorHAnsi"/>
                 <w:b/>
               </w:rPr>
             </w:pPr>
@@ -1813,7 +1824,7 @@
               <w:spacing w:after="0" w:line="240" w:lineRule="auto"/>
               <w:jc w:val="center"/>
               <w:rPr>
-                <w:rFonts w:ascii="Tahoma" w:hAnsi="Tahoma" w:cs="Tahoma"/>
+                <w:rFonts w:cstheme="minorHAnsi"/>
                 <w:b/>
                 <w:u w:val="single"/>
               </w:rPr>
@@ -1835,7 +1846,7 @@
               <w:spacing w:after="0" w:line="240" w:lineRule="auto"/>
               <w:jc w:val="center"/>
               <w:rPr>
-                <w:rFonts w:ascii="Tahoma" w:hAnsi="Tahoma" w:cs="Tahoma"/>
+                <w:rFonts w:cstheme="minorHAnsi"/>
                 <w:b/>
               </w:rPr>
             </w:pPr>
@@ -1859,20 +1870,20 @@
               <w:spacing w:after="0" w:line="240" w:lineRule="auto"/>
               <w:jc w:val="center"/>
               <w:rPr>
-                <w:rFonts w:ascii="Tahoma" w:hAnsi="Tahoma" w:cs="Tahoma"/>
+                <w:rFonts w:cstheme="minorHAnsi"/>
                 <w:b/>
               </w:rPr>
             </w:pPr>
             <w:r>
               <w:rPr>
-                <w:rFonts w:ascii="Tahoma" w:hAnsi="Tahoma" w:cs="Tahoma"/>
+                <w:rFonts w:cstheme="minorHAnsi"/>
                 <w:b/>
               </w:rPr>
               <w:t>FIRE EXTINGUISHER</w:t>
             </w:r>
             <w:r>
               <w:rPr>
-                <w:rFonts w:ascii="Tahoma" w:hAnsi="Tahoma" w:cs="Tahoma"/>
+                <w:rFonts w:cstheme="minorHAnsi"/>
                 <w:b/>
               </w:rPr>
               <w:br/>
@@ -1895,7 +1906,7 @@
               <w:spacing w:after="0" w:line="240" w:lineRule="auto"/>
               <w:jc w:val="center"/>
               <w:rPr>
-                <w:rFonts w:ascii="Tahoma" w:hAnsi="Tahoma" w:cs="Tahoma"/>
+                <w:rFonts w:cstheme="minorHAnsi"/>
                 <w:b/>
                 <w:u w:val="single"/>
               </w:rPr>
@@ -1918,13 +1929,13 @@
               <w:spacing w:after="0" w:line="240" w:lineRule="auto"/>
               <w:jc w:val="center"/>
               <w:rPr>
-                <w:rFonts w:ascii="Tahoma" w:hAnsi="Tahoma" w:cs="Tahoma"/>
+                <w:rFonts w:cstheme="minorHAnsi"/>
                 <w:b/>
               </w:rPr>
             </w:pPr>
             <w:r>
               <w:rPr>
-                <w:rFonts w:ascii="Tahoma" w:hAnsi="Tahoma" w:cs="Tahoma"/>
+                <w:rFonts w:cstheme="minorHAnsi"/>
                 <w:b/>
               </w:rPr>
               <w:t>FIRE EXTINGUISHER EXPIRY DATE</w:t>
@@ -1952,7 +1963,7 @@
               <w:spacing w:after="0" w:line="240" w:lineRule="auto"/>
               <w:jc w:val="center"/>
               <w:rPr>
-                <w:rFonts w:ascii="Tahoma" w:hAnsi="Tahoma" w:cs="Tahoma"/>
+                <w:rFonts w:cstheme="minorHAnsi"/>
                 <w:b/>
               </w:rPr>
             </w:pPr>
@@ -1974,7 +1985,7 @@
               <w:spacing w:after="0" w:line="240" w:lineRule="auto"/>
               <w:jc w:val="center"/>
               <w:rPr>
-                <w:rFonts w:ascii="Tahoma" w:hAnsi="Tahoma" w:cs="Tahoma"/>
+                <w:rFonts w:cstheme="minorHAnsi"/>
                 <w:b/>
                 <w:u w:val="single"/>
               </w:rPr>
@@ -1997,7 +2008,7 @@
               <w:spacing w:after="0" w:line="240" w:lineRule="auto"/>
               <w:jc w:val="center"/>
               <w:rPr>
-                <w:rFonts w:ascii="Tahoma" w:hAnsi="Tahoma" w:cs="Tahoma"/>
+                <w:rFonts w:cstheme="minorHAnsi"/>
                 <w:b/>
               </w:rPr>
             </w:pPr>
@@ -2005,9 +2016,23 @@
         </w:tc>
       </w:tr>
     </w:tbl>
-    <w:p/>
     <w:p>
+      <w:pPr>
+        <w:rPr>
+          <w:rFonts w:cstheme="minorHAnsi"/>
+        </w:rPr>
+      </w:pPr>
+    </w:p>
+    <w:p>
+      <w:pPr>
+        <w:rPr>
+          <w:rFonts w:cstheme="minorHAnsi"/>
+        </w:rPr>
+      </w:pPr>
       <w:r>
+        <w:rPr>
+          <w:rFonts w:cstheme="minorHAnsi"/>
+        </w:rPr>
         <w:br w:type="page"/>
       </w:r>
     </w:p>
@@ -2016,7 +2041,7 @@
         <w:spacing w:after="0"/>
         <w:jc w:val="center"/>
         <w:rPr>
-          <w:rFonts w:ascii="Tahoma" w:hAnsi="Tahoma" w:cs="Tahoma"/>
+          <w:rFonts w:cstheme="minorHAnsi"/>
           <w:b/>
           <w:sz w:val="32"/>
           <w:szCs w:val="32"/>
@@ -2025,7 +2050,7 @@
       </w:pPr>
       <w:r>
         <w:rPr>
-          <w:rFonts w:ascii="Tahoma" w:hAnsi="Tahoma" w:cs="Tahoma"/>
+          <w:rFonts w:cstheme="minorHAnsi"/>
           <w:b/>
           <w:sz w:val="32"/>
           <w:szCs w:val="32"/>
@@ -2039,7 +2064,7 @@
       <w:pPr>
         <w:spacing w:after="0"/>
         <w:rPr>
-          <w:rFonts w:ascii="Tahoma" w:hAnsi="Tahoma" w:cs="Tahoma"/>
+          <w:rFonts w:cstheme="minorHAnsi"/>
           <w:b/>
           <w:u w:val="single"/>
         </w:rPr>
@@ -2080,20 +2105,20 @@
               <w:spacing w:after="0" w:line="240" w:lineRule="auto"/>
               <w:jc w:val="center"/>
               <w:rPr>
-                <w:rFonts w:ascii="Tahoma" w:hAnsi="Tahoma" w:cs="Tahoma"/>
+                <w:rFonts w:cstheme="minorHAnsi"/>
                 <w:b/>
               </w:rPr>
             </w:pPr>
             <w:r>
               <w:rPr>
-                <w:rFonts w:ascii="Tahoma" w:hAnsi="Tahoma" w:cs="Tahoma"/>
+                <w:rFonts w:cstheme="minorHAnsi"/>
                 <w:b/>
               </w:rPr>
               <w:t>FIRE EXTINGUISHER</w:t>
             </w:r>
             <w:r>
               <w:rPr>
-                <w:rFonts w:ascii="Tahoma" w:hAnsi="Tahoma" w:cs="Tahoma"/>
+                <w:rFonts w:cstheme="minorHAnsi"/>
                 <w:b/>
               </w:rPr>
               <w:br/>
@@ -2116,33 +2141,33 @@
               <w:spacing w:after="0" w:line="240" w:lineRule="auto"/>
               <w:jc w:val="center"/>
               <w:rPr>
-                <w:rFonts w:ascii="Tahoma" w:hAnsi="Tahoma" w:cs="Tahoma"/>
-                <w:b/>
-              </w:rPr>
-            </w:pPr>
-          </w:p>
-        </w:tc>
-        <w:tc>
-          <w:tcPr>
-            <w:tcW w:w="4819" w:type="dxa"/>
-            <w:tcBorders>
-              <w:left w:val="single" w:sz="4" w:space="0" w:color="auto"/>
-              <w:bottom w:val="single" w:sz="4" w:space="0" w:color="auto"/>
-            </w:tcBorders>
-            <w:vAlign w:val="center"/>
-          </w:tcPr>
-          <w:p>
-            <w:pPr>
-              <w:spacing w:after="0" w:line="240" w:lineRule="auto"/>
-              <w:jc w:val="center"/>
-              <w:rPr>
-                <w:rFonts w:ascii="Tahoma" w:hAnsi="Tahoma" w:cs="Tahoma"/>
+                <w:rFonts w:cstheme="minorHAnsi"/>
+                <w:b/>
+              </w:rPr>
+            </w:pPr>
+          </w:p>
+        </w:tc>
+        <w:tc>
+          <w:tcPr>
+            <w:tcW w:w="4819" w:type="dxa"/>
+            <w:tcBorders>
+              <w:left w:val="single" w:sz="4" w:space="0" w:color="auto"/>
+              <w:bottom w:val="single" w:sz="4" w:space="0" w:color="auto"/>
+            </w:tcBorders>
+            <w:vAlign w:val="center"/>
+          </w:tcPr>
+          <w:p>
+            <w:pPr>
+              <w:spacing w:after="0" w:line="240" w:lineRule="auto"/>
+              <w:jc w:val="center"/>
+              <w:rPr>
+                <w:rFonts w:cstheme="minorHAnsi"/>
                 <w:b/>
               </w:rPr>
             </w:pPr>
             <w:r>
               <w:rPr>
-                <w:rFonts w:ascii="Tahoma" w:hAnsi="Tahoma" w:cs="Tahoma"/>
+                <w:rFonts w:cstheme="minorHAnsi"/>
                 <w:b/>
               </w:rPr>
               <w:t>FIRE EXTINGUISHER EXPIRY DATE</w:t>
@@ -2168,7 +2193,7 @@
               <w:spacing w:after="0" w:line="240" w:lineRule="auto"/>
               <w:jc w:val="center"/>
               <w:rPr>
-                <w:rFonts w:ascii="Tahoma" w:hAnsi="Tahoma" w:cs="Tahoma"/>
+                <w:rFonts w:cstheme="minorHAnsi"/>
                 <w:b/>
               </w:rPr>
             </w:pPr>
@@ -2190,27 +2215,27 @@
               <w:spacing w:after="0" w:line="240" w:lineRule="auto"/>
               <w:jc w:val="center"/>
               <w:rPr>
-                <w:rFonts w:ascii="Tahoma" w:hAnsi="Tahoma" w:cs="Tahoma"/>
-                <w:b/>
-              </w:rPr>
-            </w:pPr>
-          </w:p>
-        </w:tc>
-        <w:tc>
-          <w:tcPr>
-            <w:tcW w:w="4819" w:type="dxa"/>
-            <w:tcBorders>
-              <w:left w:val="single" w:sz="4" w:space="0" w:color="auto"/>
-              <w:bottom w:val="single" w:sz="4" w:space="0" w:color="auto"/>
-            </w:tcBorders>
-            <w:vAlign w:val="center"/>
-          </w:tcPr>
-          <w:p>
-            <w:pPr>
-              <w:spacing w:after="0" w:line="240" w:lineRule="auto"/>
-              <w:jc w:val="center"/>
-              <w:rPr>
-                <w:rFonts w:ascii="Tahoma" w:hAnsi="Tahoma" w:cs="Tahoma"/>
+                <w:rFonts w:cstheme="minorHAnsi"/>
+                <w:b/>
+              </w:rPr>
+            </w:pPr>
+          </w:p>
+        </w:tc>
+        <w:tc>
+          <w:tcPr>
+            <w:tcW w:w="4819" w:type="dxa"/>
+            <w:tcBorders>
+              <w:left w:val="single" w:sz="4" w:space="0" w:color="auto"/>
+              <w:bottom w:val="single" w:sz="4" w:space="0" w:color="auto"/>
+            </w:tcBorders>
+            <w:vAlign w:val="center"/>
+          </w:tcPr>
+          <w:p>
+            <w:pPr>
+              <w:spacing w:after="0" w:line="240" w:lineRule="auto"/>
+              <w:jc w:val="center"/>
+              <w:rPr>
+                <w:rFonts w:cstheme="minorHAnsi"/>
                 <w:b/>
               </w:rPr>
             </w:pPr>
@@ -2232,7 +2257,7 @@
               <w:spacing w:after="0" w:line="240" w:lineRule="auto"/>
               <w:jc w:val="center"/>
               <w:rPr>
-                <w:rFonts w:ascii="Tahoma" w:hAnsi="Tahoma" w:cs="Tahoma"/>
+                <w:rFonts w:cstheme="minorHAnsi"/>
                 <w:b/>
               </w:rPr>
             </w:pPr>
@@ -2253,7 +2278,7 @@
               <w:spacing w:after="0" w:line="240" w:lineRule="auto"/>
               <w:jc w:val="center"/>
               <w:rPr>
-                <w:rFonts w:ascii="Tahoma" w:hAnsi="Tahoma" w:cs="Tahoma"/>
+                <w:rFonts w:cstheme="minorHAnsi"/>
                 <w:b/>
               </w:rPr>
             </w:pPr>
@@ -2273,7 +2298,7 @@
               <w:spacing w:after="0" w:line="240" w:lineRule="auto"/>
               <w:jc w:val="center"/>
               <w:rPr>
-                <w:rFonts w:ascii="Tahoma" w:hAnsi="Tahoma" w:cs="Tahoma"/>
+                <w:rFonts w:cstheme="minorHAnsi"/>
                 <w:b/>
               </w:rPr>
             </w:pPr>
@@ -2297,13 +2322,13 @@
               <w:spacing w:after="0" w:line="240" w:lineRule="auto"/>
               <w:jc w:val="center"/>
               <w:rPr>
-                <w:rFonts w:ascii="Tahoma" w:hAnsi="Tahoma" w:cs="Tahoma"/>
+                <w:rFonts w:cstheme="minorHAnsi"/>
                 <w:b/>
               </w:rPr>
             </w:pPr>
             <w:r>
               <w:rPr>
-                <w:rFonts w:ascii="Tahoma" w:hAnsi="Tahoma" w:cs="Tahoma"/>
+                <w:rFonts w:cstheme="minorHAnsi"/>
                 <w:b/>
               </w:rPr>
               <w:t>TRANSFORMER 1 OIL LEVEL INDICATOR</w:t>
@@ -2325,7 +2350,7 @@
               <w:spacing w:after="0" w:line="240" w:lineRule="auto"/>
               <w:jc w:val="center"/>
               <w:rPr>
-                <w:rFonts w:ascii="Tahoma" w:hAnsi="Tahoma" w:cs="Tahoma"/>
+                <w:rFonts w:cstheme="minorHAnsi"/>
                 <w:b/>
               </w:rPr>
             </w:pPr>
@@ -2347,13 +2372,13 @@
               <w:spacing w:after="0" w:line="240" w:lineRule="auto"/>
               <w:jc w:val="center"/>
               <w:rPr>
-                <w:rFonts w:ascii="Tahoma" w:hAnsi="Tahoma" w:cs="Tahoma"/>
+                <w:rFonts w:cstheme="minorHAnsi"/>
                 <w:b/>
               </w:rPr>
             </w:pPr>
             <w:r>
               <w:rPr>
-                <w:rFonts w:ascii="Tahoma" w:hAnsi="Tahoma" w:cs="Tahoma"/>
+                <w:rFonts w:cstheme="minorHAnsi"/>
                 <w:b/>
               </w:rPr>
               <w:t>TRANSFORMER 2 OIL LEVEL INDICATOR</w:t>
@@ -2381,7 +2406,7 @@
               <w:spacing w:after="0" w:line="240" w:lineRule="auto"/>
               <w:jc w:val="center"/>
               <w:rPr>
-                <w:rFonts w:ascii="Tahoma" w:hAnsi="Tahoma" w:cs="Tahoma"/>
+                <w:rFonts w:cstheme="minorHAnsi"/>
                 <w:b/>
               </w:rPr>
             </w:pPr>
@@ -2403,7 +2428,7 @@
               <w:spacing w:after="0" w:line="240" w:lineRule="auto"/>
               <w:jc w:val="center"/>
               <w:rPr>
-                <w:rFonts w:ascii="Tahoma" w:hAnsi="Tahoma" w:cs="Tahoma"/>
+                <w:rFonts w:cstheme="minorHAnsi"/>
                 <w:b/>
               </w:rPr>
             </w:pPr>
@@ -2425,7 +2450,7 @@
               <w:spacing w:after="0" w:line="240" w:lineRule="auto"/>
               <w:jc w:val="center"/>
               <w:rPr>
-                <w:rFonts w:ascii="Tahoma" w:hAnsi="Tahoma" w:cs="Tahoma"/>
+                <w:rFonts w:cstheme="minorHAnsi"/>
                 <w:b/>
               </w:rPr>
             </w:pPr>
@@ -2448,7 +2473,7 @@
               <w:spacing w:after="0" w:line="240" w:lineRule="auto"/>
               <w:jc w:val="center"/>
               <w:rPr>
-                <w:rFonts w:ascii="Tahoma" w:hAnsi="Tahoma" w:cs="Tahoma"/>
+                <w:rFonts w:cstheme="minorHAnsi"/>
                 <w:b/>
               </w:rPr>
             </w:pPr>
@@ -2469,7 +2494,7 @@
               <w:spacing w:after="0" w:line="240" w:lineRule="auto"/>
               <w:jc w:val="center"/>
               <w:rPr>
-                <w:rFonts w:ascii="Tahoma" w:hAnsi="Tahoma" w:cs="Tahoma"/>
+                <w:rFonts w:cstheme="minorHAnsi"/>
                 <w:b/>
                 <w:u w:val="single"/>
               </w:rPr>
@@ -2491,7 +2516,7 @@
               <w:spacing w:after="0" w:line="240" w:lineRule="auto"/>
               <w:jc w:val="center"/>
               <w:rPr>
-                <w:rFonts w:ascii="Tahoma" w:hAnsi="Tahoma" w:cs="Tahoma"/>
+                <w:rFonts w:cstheme="minorHAnsi"/>
                 <w:b/>
               </w:rPr>
             </w:pPr>
@@ -2515,13 +2540,13 @@
               <w:spacing w:after="0" w:line="240" w:lineRule="auto"/>
               <w:jc w:val="center"/>
               <w:rPr>
-                <w:rFonts w:ascii="Tahoma" w:hAnsi="Tahoma" w:cs="Tahoma"/>
+                <w:rFonts w:cstheme="minorHAnsi"/>
                 <w:b/>
               </w:rPr>
             </w:pPr>
             <w:r>
               <w:rPr>
-                <w:rFonts w:ascii="Tahoma" w:hAnsi="Tahoma" w:cs="Tahoma"/>
+                <w:rFonts w:cstheme="minorHAnsi"/>
                 <w:b/>
               </w:rPr>
               <w:t>RTU</w:t>
@@ -2543,7 +2568,7 @@
               <w:spacing w:after="0" w:line="240" w:lineRule="auto"/>
               <w:jc w:val="center"/>
               <w:rPr>
-                <w:rFonts w:ascii="Tahoma" w:hAnsi="Tahoma" w:cs="Tahoma"/>
+                <w:rFonts w:cstheme="minorHAnsi"/>
                 <w:b/>
                 <w:u w:val="single"/>
               </w:rPr>
@@ -2566,13 +2591,13 @@
               <w:spacing w:after="0" w:line="240" w:lineRule="auto"/>
               <w:jc w:val="center"/>
               <w:rPr>
-                <w:rFonts w:ascii="Tahoma" w:hAnsi="Tahoma" w:cs="Tahoma"/>
+                <w:rFonts w:cstheme="minorHAnsi"/>
                 <w:b/>
               </w:rPr>
             </w:pPr>
             <w:r>
               <w:rPr>
-                <w:rFonts w:ascii="Tahoma" w:hAnsi="Tahoma" w:cs="Tahoma"/>
+                <w:rFonts w:cstheme="minorHAnsi"/>
                 <w:b/>
               </w:rPr>
               <w:t>RTU NAMEPLATE</w:t>
@@ -2600,7 +2625,7 @@
               <w:spacing w:after="0" w:line="240" w:lineRule="auto"/>
               <w:jc w:val="center"/>
               <w:rPr>
-                <w:rFonts w:ascii="Tahoma" w:hAnsi="Tahoma" w:cs="Tahoma"/>
+                <w:rFonts w:cstheme="minorHAnsi"/>
                 <w:b/>
               </w:rPr>
             </w:pPr>
@@ -2622,7 +2647,7 @@
               <w:spacing w:after="0" w:line="240" w:lineRule="auto"/>
               <w:jc w:val="center"/>
               <w:rPr>
-                <w:rFonts w:ascii="Tahoma" w:hAnsi="Tahoma" w:cs="Tahoma"/>
+                <w:rFonts w:cstheme="minorHAnsi"/>
                 <w:b/>
                 <w:u w:val="single"/>
               </w:rPr>
@@ -2645,7 +2670,7 @@
               <w:spacing w:after="0" w:line="240" w:lineRule="auto"/>
               <w:jc w:val="center"/>
               <w:rPr>
-                <w:rFonts w:ascii="Tahoma" w:hAnsi="Tahoma" w:cs="Tahoma"/>
+                <w:rFonts w:cstheme="minorHAnsi"/>
                 <w:b/>
               </w:rPr>
             </w:pPr>
@@ -2653,13 +2678,25 @@
         </w:tc>
       </w:tr>
     </w:tbl>
-    <w:p/>
-    <w:p/>
+    <w:p>
+      <w:pPr>
+        <w:rPr>
+          <w:rFonts w:cstheme="minorHAnsi"/>
+        </w:rPr>
+      </w:pPr>
+    </w:p>
+    <w:p>
+      <w:pPr>
+        <w:rPr>
+          <w:rFonts w:cstheme="minorHAnsi"/>
+        </w:rPr>
+      </w:pPr>
+    </w:p>
     <w:p>
       <w:pPr>
         <w:spacing w:after="0"/>
         <w:rPr>
-          <w:rFonts w:ascii="Tahoma" w:hAnsi="Tahoma" w:cs="Tahoma"/>
+          <w:rFonts w:cstheme="minorHAnsi"/>
           <w:b/>
           <w:sz w:val="32"/>
           <w:szCs w:val="32"/>
@@ -2678,7 +2715,7 @@
 </file>
 
 <file path=word/numbering.xml><?xml version="1.0" encoding="utf-8"?>
-<w:numbering xmlns:wpc="http://schemas.microsoft.com/office/word/2010/wordprocessingCanvas" xmlns:cx="http://schemas.microsoft.com/office/drawing/2014/chartex" xmlns:cx1="http://schemas.microsoft.com/office/drawing/2015/9/8/chartex" xmlns:cx2="http://schemas.microsoft.com/office/drawing/2015/10/21/chartex" xmlns:cx3="http://schemas.microsoft.com/office/drawing/2016/5/9/chartex" xmlns:cx4="http://schemas.microsoft.com/office/drawing/2016/5/10/chartex" xmlns:cx5="http://schemas.microsoft.com/office/drawing/2016/5/11/chartex" xmlns:cx6="http://schemas.microsoft.com/office/drawing/2016/5/12/chartex" xmlns:cx7="http://schemas.microsoft.com/office/drawing/2016/5/13/chartex" xmlns:cx8="http://schemas.microsoft.com/office/drawing/2016/5/14/chartex" xmlns:mc="http://schemas.openxmlformats.org/markup-compatibility/2006" xmlns:aink="http://schemas.microsoft.com/office/drawing/2016/ink" xmlns:am3d="http://schemas.microsoft.com/office/drawing/2017/model3d" xmlns:o="urn:schemas-microsoft-com:office:office" xmlns:oel="http://schemas.microsoft.com/office/2019/extlst" xmlns:r="http://schemas.openxmlformats.org/officeDocument/2006/relationships" xmlns:m="http://schemas.openxmlformats.org/officeDocument/2006/math" xmlns:v="urn:schemas-microsoft-com:vml" xmlns:wp14="http://schemas.microsoft.com/office/word/2010/wordprocessingDrawing" xmlns:wp="http://schemas.openxmlformats.org/drawingml/2006/wordprocessingDrawing" xmlns:w10="urn:schemas-microsoft-com:office:word" xmlns:w="http://schemas.openxmlformats.org/wordprocessingml/2006/main" xmlns:w14="http://schemas.microsoft.com/office/word/2010/wordml" xmlns:w15="http://schemas.microsoft.com/office/word/2012/wordml" xmlns:w16cei="http://schemas.microsoft.com/office/word/2026/wordml/cei" xmlns:w16cex="http://schemas.microsoft.com/office/word/2018/wordml/cex" xmlns:w16cid="http://schemas.microsoft.com/office/word/2016/wordml/cid" xmlns:w16="http://schemas.microsoft.com/office/word/2018/wordml" xmlns:w16du="http://schemas.microsoft.com/office/word/2023/wordml/word16du" xmlns:w16sdtdh="http://schemas.microsoft.com/office/word/2020/wordml/sdtdatahash" xmlns:w16sdtfl="http://schemas.microsoft.com/office/word/2024/wordml/sdtformatlock" xmlns:w16se="http://schemas.microsoft.com/office/word/2015/wordml/symex" xmlns:wpg="http://schemas.microsoft.com/office/word/2010/wordprocessingGroup" xmlns:wpi="http://schemas.microsoft.com/office/word/2010/wordprocessingInk" xmlns:wne="http://schemas.microsoft.com/office/word/2006/wordml" xmlns:wps="http://schemas.microsoft.com/office/word/2010/wordprocessingShape" mc:Ignorable="w14 w15 w16se w16cid w16 w16cex w16sdtdh w16sdtfl w16du wp14">
+<w:numbering xmlns:wpc="http://schemas.microsoft.com/office/word/2010/wordprocessingCanvas" xmlns:cx="http://schemas.microsoft.com/office/drawing/2014/chartex" xmlns:cx1="http://schemas.microsoft.com/office/drawing/2015/9/8/chartex" xmlns:cx2="http://schemas.microsoft.com/office/drawing/2015/10/21/chartex" xmlns:cx3="http://schemas.microsoft.com/office/drawing/2016/5/9/chartex" xmlns:cx4="http://schemas.microsoft.com/office/drawing/2016/5/10/chartex" xmlns:cx5="http://schemas.microsoft.com/office/drawing/2016/5/11/chartex" xmlns:cx6="http://schemas.microsoft.com/office/drawing/2016/5/12/chartex" xmlns:cx7="http://schemas.microsoft.com/office/drawing/2016/5/13/chartex" xmlns:cx8="http://schemas.microsoft.com/office/drawing/2016/5/14/chartex" xmlns:mc="http://schemas.openxmlformats.org/markup-compatibility/2006" xmlns:aink="http://schemas.microsoft.com/office/drawing/2016/ink" xmlns:am3d="http://schemas.microsoft.com/office/drawing/2017/model3d" xmlns:o="urn:schemas-microsoft-com:office:office" xmlns:oel="http://schemas.microsoft.com/office/2019/extlst" xmlns:r="http://schemas.openxmlformats.org/officeDocument/2006/relationships" xmlns:m="http://schemas.openxmlformats.org/officeDocument/2006/math" xmlns:v="urn:schemas-microsoft-com:vml" xmlns:wp14="http://schemas.microsoft.com/office/word/2010/wordprocessingDrawing" xmlns:wp="http://schemas.openxmlformats.org/drawingml/2006/wordprocessingDrawing" xmlns:w10="urn:schemas-microsoft-com:office:word" xmlns:w="http://schemas.openxmlformats.org/wordprocessingml/2006/main" xmlns:w14="http://schemas.microsoft.com/office/word/2010/wordml" xmlns:w15="http://schemas.microsoft.com/office/word/2012/wordml" xmlns:w16cex="http://schemas.microsoft.com/office/word/2018/wordml/cex" xmlns:w16cid="http://schemas.microsoft.com/office/word/2016/wordml/cid" xmlns:w16="http://schemas.microsoft.com/office/word/2018/wordml" xmlns:w16du="http://schemas.microsoft.com/office/word/2023/wordml/word16du" xmlns:w16sdtdh="http://schemas.microsoft.com/office/word/2020/wordml/sdtdatahash" xmlns:w16sdtfl="http://schemas.microsoft.com/office/word/2024/wordml/sdtformatlock" xmlns:w16se="http://schemas.microsoft.com/office/word/2015/wordml/symex" xmlns:wpg="http://schemas.microsoft.com/office/word/2010/wordprocessingGroup" xmlns:wpi="http://schemas.microsoft.com/office/word/2010/wordprocessingInk" xmlns:wne="http://schemas.microsoft.com/office/word/2006/wordml" xmlns:wps="http://schemas.microsoft.com/office/word/2010/wordprocessingShape" mc:Ignorable="w14 w15 w16se w16cid w16 w16cex w16sdtdh w16sdtfl w16du wp14">
   <w:abstractNum w:abstractNumId="0" w15:restartNumberingAfterBreak="0">
     <w:nsid w:val="3B056B8E"/>
     <w:multiLevelType w:val="hybridMultilevel"/>
